--- a/Day-19.docx
+++ b/Day-19.docx
@@ -121,15 +121,7 @@
     </w:p>
     <w:p>
       <w:r>
-        <w:t xml:space="preserve">●       PART 9: QUERY BANK - LEVEL </w:t>
-      </w:r>
-      <w:proofErr w:type="gramStart"/>
-      <w:r>
-        <w:t>3 :</w:t>
-      </w:r>
-      <w:proofErr w:type="gramEnd"/>
-      <w:r>
-        <w:t xml:space="preserve"> COMPLEX QUERIES (Original Q9-Q11)</w:t>
+        <w:t>●       PART 9: QUERY BANK - LEVEL 3 : COMPLEX QUERIES (Original Q9-Q11)</w:t>
       </w:r>
     </w:p>
     <w:p>
@@ -165,41 +157,17 @@
     </w:p>
     <w:p>
       <w:r>
-        <w:t xml:space="preserve">JEEVAN RAKSHA </w:t>
-      </w:r>
-      <w:proofErr w:type="gramStart"/>
-      <w:r>
-        <w:t>PHARMACY  |</w:t>
-      </w:r>
-      <w:proofErr w:type="gramEnd"/>
-      <w:r>
-        <w:t>  END-TO-END MYSQL PROJECT</w:t>
-      </w:r>
-    </w:p>
-    <w:p>
-      <w:r>
-        <w:t xml:space="preserve">RDBMS </w:t>
-      </w:r>
-      <w:proofErr w:type="gramStart"/>
-      <w:r>
-        <w:t>  :</w:t>
-      </w:r>
-      <w:proofErr w:type="gramEnd"/>
-      <w:r>
-        <w:t xml:space="preserve"> MySQL 8.0+ (also compatible with MariaDB 10.x)</w:t>
-      </w:r>
-    </w:p>
-    <w:p>
-      <w:r>
-        <w:t xml:space="preserve">Notes </w:t>
-      </w:r>
-      <w:proofErr w:type="gramStart"/>
-      <w:r>
-        <w:t>  :</w:t>
-      </w:r>
-      <w:proofErr w:type="gramEnd"/>
-      <w:r>
-        <w:t xml:space="preserve"> Every ANSWER below each query is a comment showing what</w:t>
+        <w:t>JEEVAN RAKSHA PHARMACY  |  END-TO-END MYSQL PROJECT</w:t>
+      </w:r>
+    </w:p>
+    <w:p>
+      <w:r>
+        <w:t>RDBMS   : MySQL 8.0+ (also compatible with MariaDB 10.x)</w:t>
+      </w:r>
+    </w:p>
+    <w:p>
+      <w:r>
+        <w:t>Notes   : Every ANSWER below each query is a comment showing what</w:t>
       </w:r>
     </w:p>
     <w:p>
@@ -218,165 +186,62 @@
     </w:p>
     <w:p>
       <w:r>
-        <w:t xml:space="preserve">●       PART </w:t>
-      </w:r>
-      <w:proofErr w:type="gramStart"/>
-      <w:r>
-        <w:t>1  :</w:t>
-      </w:r>
-      <w:proofErr w:type="gramEnd"/>
-      <w:r>
-        <w:t xml:space="preserve"> Database &amp; Table Creation (schema)</w:t>
+        <w:t>●       PART 1  : Database &amp; Table Creation (schema)</w:t>
       </w:r>
     </w:p>
     <w:p>
       <w:r>
         <w:lastRenderedPageBreak/>
-        <w:t xml:space="preserve">●       PART </w:t>
-      </w:r>
-      <w:proofErr w:type="gramStart"/>
-      <w:r>
-        <w:t>2  :</w:t>
-      </w:r>
-      <w:proofErr w:type="gramEnd"/>
-      <w:r>
-        <w:t xml:space="preserve"> Sample Data (INSERT statements)</w:t>
-      </w:r>
-    </w:p>
-    <w:p>
-      <w:r>
-        <w:t xml:space="preserve">●       PART </w:t>
-      </w:r>
-      <w:proofErr w:type="gramStart"/>
-      <w:r>
-        <w:t>3  :</w:t>
-      </w:r>
-      <w:proofErr w:type="gramEnd"/>
-      <w:r>
-        <w:t xml:space="preserve"> Indexes</w:t>
-      </w:r>
-    </w:p>
-    <w:p>
-      <w:r>
-        <w:t xml:space="preserve">●       PART </w:t>
-      </w:r>
-      <w:proofErr w:type="gramStart"/>
-      <w:r>
-        <w:t>4  :</w:t>
-      </w:r>
-      <w:proofErr w:type="gramEnd"/>
-      <w:r>
-        <w:t xml:space="preserve"> Views</w:t>
-      </w:r>
-    </w:p>
-    <w:p>
-      <w:r>
-        <w:t xml:space="preserve">●       PART </w:t>
-      </w:r>
-      <w:proofErr w:type="gramStart"/>
-      <w:r>
-        <w:t>5  :</w:t>
-      </w:r>
-      <w:proofErr w:type="gramEnd"/>
-      <w:r>
-        <w:t xml:space="preserve"> Stored Procedures</w:t>
-      </w:r>
-    </w:p>
-    <w:p>
-      <w:r>
-        <w:t xml:space="preserve">●       PART </w:t>
-      </w:r>
-      <w:proofErr w:type="gramStart"/>
-      <w:r>
-        <w:t>6  :</w:t>
-      </w:r>
-      <w:proofErr w:type="gramEnd"/>
-      <w:r>
-        <w:t xml:space="preserve"> Triggers (+ supporting stock_log table)</w:t>
-      </w:r>
-    </w:p>
-    <w:p>
-      <w:r>
-        <w:t xml:space="preserve">●       PART </w:t>
-      </w:r>
-      <w:proofErr w:type="gramStart"/>
-      <w:r>
-        <w:t>7  :</w:t>
-      </w:r>
-      <w:proofErr w:type="gramEnd"/>
-      <w:r>
-        <w:t xml:space="preserve"> Query Bank - Level 1 (Original Q1-Q4)   + Answers</w:t>
-      </w:r>
-    </w:p>
-    <w:p>
-      <w:r>
-        <w:t xml:space="preserve">●       PART </w:t>
-      </w:r>
-      <w:proofErr w:type="gramStart"/>
-      <w:r>
-        <w:t>8  :</w:t>
-      </w:r>
-      <w:proofErr w:type="gramEnd"/>
-      <w:r>
-        <w:t xml:space="preserve"> Query Bank - Level 2 (Original Q5-Q8)   + Answers</w:t>
-      </w:r>
-    </w:p>
-    <w:p>
-      <w:r>
-        <w:t xml:space="preserve">●       PART </w:t>
-      </w:r>
-      <w:proofErr w:type="gramStart"/>
-      <w:r>
-        <w:t>9  :</w:t>
-      </w:r>
-      <w:proofErr w:type="gramEnd"/>
-      <w:r>
-        <w:t xml:space="preserve"> Query Bank - Level 3 (Original Q9-Q11</w:t>
-      </w:r>
-      <w:proofErr w:type="gramStart"/>
-      <w:r>
-        <w:t>)  +</w:t>
-      </w:r>
-      <w:proofErr w:type="gramEnd"/>
-      <w:r>
-        <w:t xml:space="preserve"> Answers</w:t>
-      </w:r>
-    </w:p>
-    <w:p>
-      <w:r>
-        <w:t xml:space="preserve">●       PART </w:t>
-      </w:r>
-      <w:proofErr w:type="gramStart"/>
-      <w:r>
-        <w:t>10 :</w:t>
-      </w:r>
-      <w:proofErr w:type="gramEnd"/>
-      <w:r>
-        <w:t xml:space="preserve"> Query Bank - New Queries (Q12-Q21</w:t>
-      </w:r>
-      <w:proofErr w:type="gramStart"/>
-      <w:r>
-        <w:t xml:space="preserve">)  </w:t>
-      </w:r>
-      <w:r>
-        <w:tab/>
-      </w:r>
-      <w:proofErr w:type="gramEnd"/>
-      <w:r>
+        <w:t>●       PART 2  : Sample Data (INSERT statements)</w:t>
+      </w:r>
+    </w:p>
+    <w:p>
+      <w:r>
+        <w:t>●       PART 3  : Indexes</w:t>
+      </w:r>
+    </w:p>
+    <w:p>
+      <w:r>
+        <w:t>●       PART 4  : Views</w:t>
+      </w:r>
+    </w:p>
+    <w:p>
+      <w:r>
+        <w:t>●       PART 5  : Stored Procedures</w:t>
+      </w:r>
+    </w:p>
+    <w:p>
+      <w:r>
+        <w:t>●       PART 6  : Triggers (+ supporting stock_log table)</w:t>
+      </w:r>
+    </w:p>
+    <w:p>
+      <w:r>
+        <w:t>●       PART 7  : Query Bank - Level 1 (Original Q1-Q4)   + Answers</w:t>
+      </w:r>
+    </w:p>
+    <w:p>
+      <w:r>
+        <w:t>●       PART 8  : Query Bank - Level 2 (Original Q5-Q8)   + Answers</w:t>
+      </w:r>
+    </w:p>
+    <w:p>
+      <w:r>
+        <w:t>●       PART 9  : Query Bank - Level 3 (Original Q9-Q11)  + Answers</w:t>
+      </w:r>
+    </w:p>
+    <w:p>
+      <w:r>
+        <w:t xml:space="preserve">●       PART 10 : Query Bank - New Queries (Q12-Q21)  </w:t>
+      </w:r>
+      <w:r>
+        <w:tab/>
         <w:t>+ Answers</w:t>
       </w:r>
     </w:p>
     <w:p>
       <w:r>
-        <w:t xml:space="preserve">●       PART </w:t>
-      </w:r>
-      <w:proofErr w:type="gramStart"/>
-      <w:r>
-        <w:t>11 :</w:t>
-      </w:r>
-      <w:proofErr w:type="gramEnd"/>
-      <w:r>
-        <w:t xml:space="preserve"> Demo calls for Views / Procedures / Triggers</w:t>
+        <w:t>●       PART 11 : Demo calls for Views / Procedures / Triggers</w:t>
       </w:r>
     </w:p>
     <w:p>
@@ -444,43 +309,19 @@
     <w:p>
       <w:r>
         <w:tab/>
-        <w:t xml:space="preserve">name        </w:t>
-      </w:r>
-      <w:proofErr w:type="gramStart"/>
-      <w:r>
-        <w:t>VARCHAR(</w:t>
-      </w:r>
-      <w:proofErr w:type="gramEnd"/>
-      <w:r>
-        <w:t>100),</w:t>
-      </w:r>
-    </w:p>
-    <w:p>
-      <w:r>
-        <w:tab/>
-        <w:t xml:space="preserve">phone       </w:t>
-      </w:r>
-      <w:proofErr w:type="gramStart"/>
-      <w:r>
-        <w:t>VARCHAR(</w:t>
-      </w:r>
-      <w:proofErr w:type="gramEnd"/>
-      <w:r>
-        <w:t>15),</w:t>
-      </w:r>
-    </w:p>
-    <w:p>
-      <w:r>
-        <w:tab/>
-        <w:t xml:space="preserve">city        </w:t>
-      </w:r>
-      <w:proofErr w:type="gramStart"/>
-      <w:r>
-        <w:t>VARCHAR(</w:t>
-      </w:r>
-      <w:proofErr w:type="gramEnd"/>
-      <w:r>
-        <w:t>50)</w:t>
+        <w:t>name        VARCHAR(100),</w:t>
+      </w:r>
+    </w:p>
+    <w:p>
+      <w:r>
+        <w:tab/>
+        <w:t>phone       VARCHAR(15),</w:t>
+      </w:r>
+    </w:p>
+    <w:p>
+      <w:r>
+        <w:tab/>
+        <w:t>city        VARCHAR(50)</w:t>
       </w:r>
     </w:p>
     <w:p>
@@ -517,29 +358,13 @@
     <w:p>
       <w:r>
         <w:tab/>
-        <w:t>supplier_</w:t>
-      </w:r>
-      <w:proofErr w:type="gramStart"/>
-      <w:r>
-        <w:t>name  VARCHAR</w:t>
-      </w:r>
-      <w:proofErr w:type="gramEnd"/>
-      <w:r>
-        <w:t>(100),</w:t>
-      </w:r>
-    </w:p>
-    <w:p>
-      <w:r>
-        <w:tab/>
-        <w:t xml:space="preserve">contact_person </w:t>
-      </w:r>
-      <w:proofErr w:type="gramStart"/>
-      <w:r>
-        <w:t>VARCHAR(</w:t>
-      </w:r>
-      <w:proofErr w:type="gramEnd"/>
-      <w:r>
-        <w:t>100),</w:t>
+        <w:t>supplier_name  VARCHAR(100),</w:t>
+      </w:r>
+    </w:p>
+    <w:p>
+      <w:r>
+        <w:tab/>
+        <w:t>contact_person VARCHAR(100),</w:t>
       </w:r>
     </w:p>
     <w:p>
@@ -549,14 +374,7 @@
       </w:r>
       <w:r>
         <w:tab/>
-      </w:r>
-      <w:proofErr w:type="gramStart"/>
-      <w:r>
-        <w:t>VARCHAR(</w:t>
-      </w:r>
-      <w:proofErr w:type="gramEnd"/>
-      <w:r>
-        <w:t>15)</w:t>
+        <w:t>VARCHAR(15)</w:t>
       </w:r>
     </w:p>
     <w:p>
@@ -596,14 +414,7 @@
       </w:r>
       <w:r>
         <w:tab/>
-      </w:r>
-      <w:proofErr w:type="gramStart"/>
-      <w:r>
-        <w:t>VARCHAR(</w:t>
-      </w:r>
-      <w:proofErr w:type="gramEnd"/>
-      <w:r>
-        <w:t>100),</w:t>
+        <w:t>VARCHAR(100),</w:t>
       </w:r>
     </w:p>
     <w:p>
@@ -613,14 +424,7 @@
       </w:r>
       <w:r>
         <w:tab/>
-      </w:r>
-      <w:proofErr w:type="gramStart"/>
-      <w:r>
-        <w:t>VARCHAR(</w:t>
-      </w:r>
-      <w:proofErr w:type="gramEnd"/>
-      <w:r>
-        <w:t>50),</w:t>
+        <w:t>VARCHAR(50),</w:t>
       </w:r>
     </w:p>
     <w:p>
@@ -630,14 +434,7 @@
       </w:r>
       <w:r>
         <w:tab/>
-      </w:r>
-      <w:proofErr w:type="gramStart"/>
-      <w:r>
-        <w:t>DECIMAL(</w:t>
-      </w:r>
-      <w:proofErr w:type="gramEnd"/>
-      <w:r>
-        <w:t>10,2),</w:t>
+        <w:t>DECIMAL(10,2),</w:t>
       </w:r>
     </w:p>
     <w:p>
@@ -701,15 +498,7 @@
     <w:p>
       <w:r>
         <w:tab/>
-        <w:t>customer_</w:t>
-      </w:r>
-      <w:proofErr w:type="gramStart"/>
-      <w:r>
-        <w:t>id  INT</w:t>
-      </w:r>
-      <w:proofErr w:type="gramEnd"/>
-      <w:r>
-        <w:t>,</w:t>
+        <w:t>customer_id  INT,</w:t>
       </w:r>
     </w:p>
     <w:p>
@@ -721,29 +510,13 @@
     <w:p>
       <w:r>
         <w:tab/>
-        <w:t xml:space="preserve">total_amount </w:t>
-      </w:r>
-      <w:proofErr w:type="gramStart"/>
-      <w:r>
-        <w:t>DECIMAL(</w:t>
-      </w:r>
-      <w:proofErr w:type="gramEnd"/>
-      <w:r>
-        <w:t>10,2),</w:t>
-      </w:r>
-    </w:p>
-    <w:p>
-      <w:r>
-        <w:tab/>
-        <w:t xml:space="preserve">payment_mode </w:t>
-      </w:r>
-      <w:proofErr w:type="gramStart"/>
-      <w:r>
-        <w:t>ENUM(</w:t>
-      </w:r>
-      <w:proofErr w:type="gramEnd"/>
-      <w:r>
-        <w:t>'UPI', 'Cash', 'Card'),</w:t>
+        <w:t>total_amount DECIMAL(10,2),</w:t>
+      </w:r>
+    </w:p>
+    <w:p>
+      <w:r>
+        <w:tab/>
+        <w:t>payment_mode ENUM('UPI', 'Cash', 'Card'),</w:t>
       </w:r>
     </w:p>
     <w:p>
@@ -810,15 +583,7 @@
     <w:p>
       <w:r>
         <w:tab/>
-        <w:t xml:space="preserve">subtotal    </w:t>
-      </w:r>
-      <w:proofErr w:type="gramStart"/>
-      <w:r>
-        <w:t>DECIMAL(</w:t>
-      </w:r>
-      <w:proofErr w:type="gramEnd"/>
-      <w:r>
-        <w:t>10,2),</w:t>
+        <w:t>subtotal    DECIMAL(10,2),</w:t>
       </w:r>
     </w:p>
     <w:p>
@@ -881,41 +646,17 @@
     </w:p>
     <w:p>
       <w:r>
-        <w:t>('Priya Verma</w:t>
-      </w:r>
-      <w:proofErr w:type="gramStart"/>
-      <w:r>
-        <w:t>',  '</w:t>
-      </w:r>
-      <w:proofErr w:type="gramEnd"/>
-      <w:r>
-        <w:t>9123456789', 'Delhi'),</w:t>
-      </w:r>
-    </w:p>
-    <w:p>
-      <w:r>
-        <w:t>('Amit Patel</w:t>
-      </w:r>
-      <w:proofErr w:type="gramStart"/>
-      <w:r>
-        <w:t xml:space="preserve">',   </w:t>
-      </w:r>
-      <w:proofErr w:type="gramEnd"/>
-      <w:r>
-        <w:t>'9988776655', 'Ahmedabad'),</w:t>
-      </w:r>
-    </w:p>
-    <w:p>
-      <w:r>
-        <w:t>('Sneha Reddy</w:t>
-      </w:r>
-      <w:proofErr w:type="gramStart"/>
-      <w:r>
-        <w:t>',  '</w:t>
-      </w:r>
-      <w:proofErr w:type="gramEnd"/>
-      <w:r>
-        <w:t>8877665544', 'Hyderabad'),</w:t>
+        <w:t>('Priya Verma',  '9123456789', 'Delhi'),</w:t>
+      </w:r>
+    </w:p>
+    <w:p>
+      <w:r>
+        <w:t>('Amit Patel',   '9988776655', 'Ahmedabad'),</w:t>
+      </w:r>
+    </w:p>
+    <w:p>
+      <w:r>
+        <w:t>('Sneha Reddy',  '8877665544', 'Hyderabad'),</w:t>
       </w:r>
     </w:p>
     <w:p>
@@ -940,36 +681,12 @@
     </w:p>
     <w:p>
       <w:r>
-        <w:t>('Apollo Distributors</w:t>
-      </w:r>
-      <w:proofErr w:type="gramStart"/>
-      <w:r>
-        <w:t xml:space="preserve">',   </w:t>
-      </w:r>
-      <w:proofErr w:type="gramEnd"/>
-      <w:r>
-        <w:t>'Rajesh Gupta', '022-123456'),</w:t>
-      </w:r>
-    </w:p>
-    <w:p>
-      <w:r>
-        <w:t>('MedPlus Supply Chain</w:t>
-      </w:r>
-      <w:proofErr w:type="gramStart"/>
-      <w:r>
-        <w:t>',  '</w:t>
-      </w:r>
-      <w:proofErr w:type="gramEnd"/>
-      <w:r>
-        <w:t>Suresh Nair</w:t>
-      </w:r>
-      <w:proofErr w:type="gramStart"/>
-      <w:r>
-        <w:t>',  '</w:t>
-      </w:r>
-      <w:proofErr w:type="gramEnd"/>
-      <w:r>
-        <w:t>040-987654'),</w:t>
+        <w:t>('Apollo Distributors',   'Rajesh Gupta', '022-123456'),</w:t>
+      </w:r>
+    </w:p>
+    <w:p>
+      <w:r>
+        <w:t>('MedPlus Supply Chain',  'Suresh Nair',  '040-987654'),</w:t>
       </w:r>
     </w:p>
     <w:p>
@@ -1007,28 +724,12 @@
       </w:r>
       <w:r>
         <w:tab/>
-        <w:t>30.</w:t>
-      </w:r>
-      <w:proofErr w:type="gramStart"/>
-      <w:r>
-        <w:t>00,  500</w:t>
-      </w:r>
-      <w:proofErr w:type="gramEnd"/>
-      <w:r>
-        <w:t>, '2025-12-31', 1),</w:t>
-      </w:r>
-    </w:p>
-    <w:p>
-      <w:r>
-        <w:t>('Azithral 500', 'Tablet</w:t>
-      </w:r>
-      <w:proofErr w:type="gramStart"/>
-      <w:r>
-        <w:t xml:space="preserve">',   </w:t>
-      </w:r>
-      <w:proofErr w:type="gramEnd"/>
-      <w:r>
-        <w:t>120.00,   50, '2024-05-20', 1),</w:t>
+        <w:t>30.00,  500, '2025-12-31', 1),</w:t>
+      </w:r>
+    </w:p>
+    <w:p>
+      <w:r>
+        <w:t>('Azithral 500', 'Tablet',   120.00,   50, '2024-05-20', 1),</w:t>
       </w:r>
     </w:p>
     <w:p>
@@ -1037,15 +738,7 @@
       </w:r>
       <w:r>
         <w:tab/>
-        <w:t>'Syrup</w:t>
-      </w:r>
-      <w:proofErr w:type="gramStart"/>
-      <w:r>
-        <w:t>',   </w:t>
-      </w:r>
-      <w:proofErr w:type="gramEnd"/>
-      <w:r>
-        <w:t xml:space="preserve"> 110.00,   20, '2024-11-15', 2),</w:t>
+        <w:t>'Syrup',    110.00,   20, '2024-11-15', 2),</w:t>
       </w:r>
     </w:p>
     <w:p>
@@ -1054,36 +747,12 @@
       </w:r>
       <w:r>
         <w:tab/>
-        <w:t>'Tablet</w:t>
-      </w:r>
-      <w:proofErr w:type="gramStart"/>
-      <w:r>
-        <w:t>',   </w:t>
-      </w:r>
-      <w:proofErr w:type="gramEnd"/>
-      <w:r>
-        <w:t xml:space="preserve"> 45.00</w:t>
-      </w:r>
-      <w:proofErr w:type="gramStart"/>
-      <w:r>
-        <w:t>,  200</w:t>
-      </w:r>
-      <w:proofErr w:type="gramEnd"/>
-      <w:r>
-        <w:t>, '2026-01-01', 3),</w:t>
-      </w:r>
-    </w:p>
-    <w:p>
-      <w:r>
-        <w:t>('Insulin Pen</w:t>
-      </w:r>
-      <w:proofErr w:type="gramStart"/>
-      <w:r>
-        <w:t>',  '</w:t>
-      </w:r>
-      <w:proofErr w:type="gramEnd"/>
-      <w:r>
-        <w:t>Injection',800.00,</w:t>
+        <w:t>'Tablet',    45.00,  200, '2026-01-01', 3),</w:t>
+      </w:r>
+    </w:p>
+    <w:p>
+      <w:r>
+        <w:t>('Insulin Pen',  'Injection',800.00,</w:t>
       </w:r>
       <w:r>
         <w:tab/>
@@ -1107,67 +776,27 @@
     </w:p>
     <w:p>
       <w:r>
-        <w:t>(1, '2023-10-01', 150.00</w:t>
-      </w:r>
-      <w:proofErr w:type="gramStart"/>
-      <w:r>
-        <w:t>,  '</w:t>
-      </w:r>
-      <w:proofErr w:type="gramEnd"/>
-      <w:r>
-        <w:t>UPI'),</w:t>
-      </w:r>
-    </w:p>
-    <w:p>
-      <w:r>
-        <w:t>(2, '2023-10-02', 240.00</w:t>
-      </w:r>
-      <w:proofErr w:type="gramStart"/>
-      <w:r>
-        <w:t>,  '</w:t>
-      </w:r>
-      <w:proofErr w:type="gramEnd"/>
-      <w:r>
-        <w:t>Card'),</w:t>
-      </w:r>
-    </w:p>
-    <w:p>
-      <w:r>
-        <w:t>(3, '2023-10-05</w:t>
-      </w:r>
-      <w:proofErr w:type="gramStart"/>
-      <w:r>
-        <w:t>',  45.00,  '</w:t>
-      </w:r>
-      <w:proofErr w:type="gramEnd"/>
-      <w:r>
-        <w:t>Cash'),</w:t>
-      </w:r>
-    </w:p>
-    <w:p>
-      <w:r>
-        <w:t>(1, '2023-10-10', 800.00</w:t>
-      </w:r>
-      <w:proofErr w:type="gramStart"/>
-      <w:r>
-        <w:t>,  '</w:t>
-      </w:r>
-      <w:proofErr w:type="gramEnd"/>
-      <w:r>
-        <w:t>UPI'),</w:t>
-      </w:r>
-    </w:p>
-    <w:p>
-      <w:r>
-        <w:t>(4, '2023-10-12',1200.</w:t>
-      </w:r>
-      <w:proofErr w:type="gramStart"/>
-      <w:r>
-        <w:t>00,  '</w:t>
-      </w:r>
-      <w:proofErr w:type="gramEnd"/>
-      <w:r>
-        <w:t>Card');</w:t>
+        <w:t>(1, '2023-10-01', 150.00,  'UPI'),</w:t>
+      </w:r>
+    </w:p>
+    <w:p>
+      <w:r>
+        <w:t>(2, '2023-10-02', 240.00,  'Card'),</w:t>
+      </w:r>
+    </w:p>
+    <w:p>
+      <w:r>
+        <w:t>(3, '2023-10-05',  45.00,  'Cash'),</w:t>
+      </w:r>
+    </w:p>
+    <w:p>
+      <w:r>
+        <w:t>(1, '2023-10-10', 800.00,  'UPI'),</w:t>
+      </w:r>
+    </w:p>
+    <w:p>
+      <w:r>
+        <w:t>(4, '2023-10-12',1200.00,  'Card');</w:t>
       </w:r>
     </w:p>
     <w:p>
@@ -1187,101 +816,37 @@
     </w:p>
     <w:p>
       <w:r>
-        <w:t>(1, 1, 5, 150.00</w:t>
-      </w:r>
-      <w:proofErr w:type="gramStart"/>
-      <w:r>
-        <w:t>),  --</w:t>
-      </w:r>
-      <w:proofErr w:type="gramEnd"/>
-      <w:r>
-        <w:t xml:space="preserve"> Rahul bought 5 Dolo 650</w:t>
-      </w:r>
-    </w:p>
-    <w:p>
-      <w:r>
-        <w:t>(2, 2, 2, 240.00</w:t>
-      </w:r>
-      <w:proofErr w:type="gramStart"/>
-      <w:r>
-        <w:t>),  --</w:t>
-      </w:r>
-      <w:proofErr w:type="gramEnd"/>
-      <w:r>
-        <w:t xml:space="preserve"> Priya bought 2 Azithral 500</w:t>
-      </w:r>
-    </w:p>
-    <w:p>
-      <w:r>
-        <w:t xml:space="preserve">(3, 4, </w:t>
-      </w:r>
-      <w:proofErr w:type="gramStart"/>
-      <w:r>
-        <w:t>1,  45.00),  --</w:t>
-      </w:r>
-      <w:proofErr w:type="gramEnd"/>
-      <w:r>
-        <w:t xml:space="preserve"> </w:t>
-      </w:r>
-      <w:proofErr w:type="gramStart"/>
-      <w:r>
-        <w:t>Amit  bought</w:t>
-      </w:r>
-      <w:proofErr w:type="gramEnd"/>
-      <w:r>
-        <w:t xml:space="preserve"> 1 Combiflam</w:t>
-      </w:r>
-    </w:p>
-    <w:p>
-      <w:r>
-        <w:t>(4, 5, 1, 800.00</w:t>
-      </w:r>
-      <w:proofErr w:type="gramStart"/>
-      <w:r>
-        <w:t>),  --</w:t>
-      </w:r>
-      <w:proofErr w:type="gramEnd"/>
-      <w:r>
-        <w:t xml:space="preserve"> Rahul bought 1 Insulin Pen</w:t>
-      </w:r>
-    </w:p>
-    <w:p>
-      <w:r>
-        <w:t>(5, 5, 1, 800.00</w:t>
-      </w:r>
-      <w:proofErr w:type="gramStart"/>
-      <w:r>
-        <w:t>),  --</w:t>
-      </w:r>
-      <w:proofErr w:type="gramEnd"/>
-      <w:r>
-        <w:t xml:space="preserve"> Sneha bought 1 Insulin Pen</w:t>
-      </w:r>
-    </w:p>
-    <w:p>
-      <w:r>
-        <w:t>(5, 2, 2, 240.00</w:t>
-      </w:r>
-      <w:proofErr w:type="gramStart"/>
-      <w:r>
-        <w:t>),  --</w:t>
-      </w:r>
-      <w:proofErr w:type="gramEnd"/>
-      <w:r>
-        <w:t xml:space="preserve"> Sneha bought 2 Azithral 500</w:t>
-      </w:r>
-    </w:p>
-    <w:p>
-      <w:r>
-        <w:t>(5, 1, 5, 150.00</w:t>
-      </w:r>
-      <w:proofErr w:type="gramStart"/>
-      <w:r>
-        <w:t>);  --</w:t>
-      </w:r>
-      <w:proofErr w:type="gramEnd"/>
-      <w:r>
-        <w:t xml:space="preserve"> Sneha bought 5 Dolo 650</w:t>
+        <w:t>(1, 1, 5, 150.00),  -- Rahul bought 5 Dolo 650</w:t>
+      </w:r>
+    </w:p>
+    <w:p>
+      <w:r>
+        <w:t>(2, 2, 2, 240.00),  -- Priya bought 2 Azithral 500</w:t>
+      </w:r>
+    </w:p>
+    <w:p>
+      <w:r>
+        <w:t>(3, 4, 1,  45.00),  -- Amit  bought 1 Combiflam</w:t>
+      </w:r>
+    </w:p>
+    <w:p>
+      <w:r>
+        <w:t>(4, 5, 1, 800.00),  -- Rahul bought 1 Insulin Pen</w:t>
+      </w:r>
+    </w:p>
+    <w:p>
+      <w:r>
+        <w:t>(5, 5, 1, 800.00),  -- Sneha bought 1 Insulin Pen</w:t>
+      </w:r>
+    </w:p>
+    <w:p>
+      <w:r>
+        <w:t>(5, 2, 2, 240.00),  -- Sneha bought 2 Azithral 500</w:t>
+      </w:r>
+    </w:p>
+    <w:p>
+      <w:r>
+        <w:t>(5, 1, 5, 150.00);  -- Sneha bought 5 Dolo 650</w:t>
       </w:r>
     </w:p>
     <w:p/>
@@ -1327,17 +892,10 @@
     </w:p>
     <w:p>
       <w:r>
-        <w:t>CREATE INDEX idx_orders_</w:t>
-      </w:r>
-      <w:proofErr w:type="gramStart"/>
-      <w:r>
-        <w:t xml:space="preserve">customer  </w:t>
-      </w:r>
-      <w:r>
-        <w:tab/>
-      </w:r>
-      <w:proofErr w:type="gramEnd"/>
-      <w:r>
+        <w:t xml:space="preserve">CREATE INDEX idx_orders_customer  </w:t>
+      </w:r>
+      <w:r>
+        <w:tab/>
         <w:t>ON orders(customer_id);</w:t>
       </w:r>
     </w:p>
@@ -1352,15 +910,7 @@
     </w:p>
     <w:p>
       <w:r>
-        <w:t>CREATE INDEX idx_orderitems_</w:t>
-      </w:r>
-      <w:proofErr w:type="gramStart"/>
-      <w:r>
-        <w:t>medicine  ON</w:t>
-      </w:r>
-      <w:proofErr w:type="gramEnd"/>
-      <w:r>
-        <w:t xml:space="preserve"> order_items(medicine_id);</w:t>
+        <w:t>CREATE INDEX idx_orderitems_medicine  ON order_items(medicine_id);</w:t>
       </w:r>
     </w:p>
     <w:p>
@@ -1469,14 +1019,7 @@
     <w:p>
       <w:r>
         <w:tab/>
-      </w:r>
-      <w:proofErr w:type="gramStart"/>
-      <w:r>
-        <w:t>o.order</w:t>
-      </w:r>
-      <w:proofErr w:type="gramEnd"/>
-      <w:r>
-        <w:t>_id,</w:t>
+        <w:t>o.order_id,</w:t>
       </w:r>
     </w:p>
     <w:p>
@@ -1503,40 +1046,19 @@
     <w:p>
       <w:r>
         <w:tab/>
-      </w:r>
-      <w:proofErr w:type="gramStart"/>
-      <w:r>
-        <w:t>o.order</w:t>
-      </w:r>
-      <w:proofErr w:type="gramEnd"/>
-      <w:r>
-        <w:t>_date,</w:t>
-      </w:r>
-    </w:p>
-    <w:p>
-      <w:r>
-        <w:tab/>
-      </w:r>
-      <w:proofErr w:type="gramStart"/>
-      <w:r>
-        <w:t>o.total</w:t>
-      </w:r>
-      <w:proofErr w:type="gramEnd"/>
-      <w:r>
-        <w:t>_amount,</w:t>
-      </w:r>
-    </w:p>
-    <w:p>
-      <w:r>
-        <w:tab/>
-      </w:r>
-      <w:proofErr w:type="gramStart"/>
-      <w:r>
-        <w:t>o.payment</w:t>
-      </w:r>
-      <w:proofErr w:type="gramEnd"/>
-      <w:r>
-        <w:t>_mode</w:t>
+        <w:t>o.order_date,</w:t>
+      </w:r>
+    </w:p>
+    <w:p>
+      <w:r>
+        <w:tab/>
+        <w:t>o.total_amount,</w:t>
+      </w:r>
+    </w:p>
+    <w:p>
+      <w:r>
+        <w:tab/>
+        <w:t>o.payment_mode</w:t>
       </w:r>
     </w:p>
     <w:p>
@@ -1546,23 +1068,7 @@
     </w:p>
     <w:p>
       <w:r>
-        <w:t xml:space="preserve">JOIN customers c ON </w:t>
-      </w:r>
-      <w:proofErr w:type="gramStart"/>
-      <w:r>
-        <w:t>o.customer</w:t>
-      </w:r>
-      <w:proofErr w:type="gramEnd"/>
-      <w:r>
-        <w:t xml:space="preserve">_id = </w:t>
-      </w:r>
-      <w:proofErr w:type="gramStart"/>
-      <w:r>
-        <w:t>c.customer</w:t>
-      </w:r>
-      <w:proofErr w:type="gramEnd"/>
-      <w:r>
-        <w:t>_id;</w:t>
+        <w:t>JOIN customers c ON o.customer_id = c.customer_id;</w:t>
       </w:r>
     </w:p>
     <w:p>
@@ -1606,14 +1112,7 @@
     <w:p>
       <w:r>
         <w:tab/>
-      </w:r>
-      <w:proofErr w:type="gramStart"/>
-      <w:r>
-        <w:t>s.supplier</w:t>
-      </w:r>
-      <w:proofErr w:type="gramEnd"/>
-      <w:r>
-        <w:t>_name</w:t>
+        <w:t>s.supplier_name</w:t>
       </w:r>
     </w:p>
     <w:p>
@@ -1623,36 +1122,12 @@
     </w:p>
     <w:p>
       <w:r>
-        <w:t xml:space="preserve">JOIN suppliers s ON </w:t>
-      </w:r>
-      <w:proofErr w:type="gramStart"/>
-      <w:r>
-        <w:t>m.supplier</w:t>
-      </w:r>
-      <w:proofErr w:type="gramEnd"/>
-      <w:r>
-        <w:t xml:space="preserve">_id = </w:t>
-      </w:r>
-      <w:proofErr w:type="gramStart"/>
-      <w:r>
-        <w:t>s.supplier</w:t>
-      </w:r>
-      <w:proofErr w:type="gramEnd"/>
-      <w:r>
-        <w:t>_id</w:t>
-      </w:r>
-    </w:p>
-    <w:p>
-      <w:r>
-        <w:t xml:space="preserve">WHERE </w:t>
-      </w:r>
-      <w:proofErr w:type="gramStart"/>
-      <w:r>
-        <w:t>m.stock</w:t>
-      </w:r>
-      <w:proofErr w:type="gramEnd"/>
-      <w:r>
-        <w:t>_quantity &lt; 50;</w:t>
+        <w:t>JOIN suppliers s ON m.supplier_id = s.supplier_id</w:t>
+      </w:r>
+    </w:p>
+    <w:p>
+      <w:r>
+        <w:t>WHERE m.stock_quantity &lt; 50;</w:t>
       </w:r>
     </w:p>
     <w:p>
@@ -1690,23 +1165,7 @@
     <w:p>
       <w:r>
         <w:tab/>
-        <w:t>COUNT(</w:t>
-      </w:r>
-      <w:proofErr w:type="gramStart"/>
-      <w:r>
-        <w:t>o.order</w:t>
-      </w:r>
-      <w:proofErr w:type="gramEnd"/>
-      <w:r>
-        <w:t>_</w:t>
-      </w:r>
-      <w:proofErr w:type="gramStart"/>
-      <w:r>
-        <w:t xml:space="preserve">id)   </w:t>
-      </w:r>
-      <w:proofErr w:type="gramEnd"/>
-      <w:r>
-        <w:t xml:space="preserve">          </w:t>
+        <w:t xml:space="preserve">COUNT(o.order_id)             </w:t>
       </w:r>
       <w:r>
         <w:tab/>
@@ -1716,23 +1175,7 @@
     <w:p>
       <w:r>
         <w:tab/>
-        <w:t>COALESCE(SUM(</w:t>
-      </w:r>
-      <w:proofErr w:type="gramStart"/>
-      <w:r>
-        <w:t>o.total</w:t>
-      </w:r>
-      <w:proofErr w:type="gramEnd"/>
-      <w:r>
-        <w:t>_amount), 0</w:t>
-      </w:r>
-      <w:proofErr w:type="gramStart"/>
-      <w:r>
-        <w:t>)  AS</w:t>
-      </w:r>
-      <w:proofErr w:type="gramEnd"/>
-      <w:r>
-        <w:t xml:space="preserve"> total_spent</w:t>
+        <w:t>COALESCE(SUM(o.total_amount), 0)  AS total_spent</w:t>
       </w:r>
     </w:p>
     <w:p>
@@ -1742,37 +1185,13 @@
     </w:p>
     <w:p>
       <w:r>
-        <w:t xml:space="preserve">LEFT JOIN orders o ON </w:t>
-      </w:r>
-      <w:proofErr w:type="gramStart"/>
-      <w:r>
-        <w:t>c.customer</w:t>
-      </w:r>
-      <w:proofErr w:type="gramEnd"/>
-      <w:r>
-        <w:t xml:space="preserve">_id = </w:t>
-      </w:r>
-      <w:proofErr w:type="gramStart"/>
-      <w:r>
-        <w:t>o.customer</w:t>
-      </w:r>
-      <w:proofErr w:type="gramEnd"/>
-      <w:r>
-        <w:t>_id</w:t>
+        <w:t>LEFT JOIN orders o ON c.customer_id = o.customer_id</w:t>
       </w:r>
     </w:p>
     <w:p>
       <w:r>
         <w:lastRenderedPageBreak/>
-        <w:t xml:space="preserve">GROUP BY </w:t>
-      </w:r>
-      <w:proofErr w:type="gramStart"/>
-      <w:r>
-        <w:t>c.customer</w:t>
-      </w:r>
-      <w:proofErr w:type="gramEnd"/>
-      <w:r>
-        <w:t>_id, c.name;</w:t>
+        <w:t>GROUP BY c.customer_id, c.name;</w:t>
       </w:r>
     </w:p>
     <w:p>
@@ -1810,15 +1229,7 @@
     <w:p>
       <w:r>
         <w:tab/>
-        <w:t>COALESCE(</w:t>
-      </w:r>
-      <w:proofErr w:type="gramStart"/>
-      <w:r>
-        <w:t>SUM(oi.quantity</w:t>
-      </w:r>
-      <w:proofErr w:type="gramEnd"/>
-      <w:r>
-        <w:t>), 0) AS total_qty_sold</w:t>
+        <w:t>COALESCE(SUM(oi.quantity), 0) AS total_qty_sold</w:t>
       </w:r>
     </w:p>
     <w:p>
@@ -1828,36 +1239,12 @@
     </w:p>
     <w:p>
       <w:r>
-        <w:t xml:space="preserve">LEFT JOIN order_items oi ON </w:t>
-      </w:r>
-      <w:proofErr w:type="gramStart"/>
-      <w:r>
-        <w:t>m.medicine</w:t>
-      </w:r>
-      <w:proofErr w:type="gramEnd"/>
-      <w:r>
-        <w:t xml:space="preserve">_id = </w:t>
-      </w:r>
-      <w:proofErr w:type="gramStart"/>
-      <w:r>
-        <w:t>oi.medicine</w:t>
-      </w:r>
-      <w:proofErr w:type="gramEnd"/>
-      <w:r>
-        <w:t>_id</w:t>
-      </w:r>
-    </w:p>
-    <w:p>
-      <w:r>
-        <w:t xml:space="preserve">GROUP BY </w:t>
-      </w:r>
-      <w:proofErr w:type="gramStart"/>
-      <w:r>
-        <w:t>m.medicine</w:t>
-      </w:r>
-      <w:proofErr w:type="gramEnd"/>
-      <w:r>
-        <w:t>_id, m.name;</w:t>
+        <w:t>LEFT JOIN order_items oi ON m.medicine_id = oi.medicine_id</w:t>
+      </w:r>
+    </w:p>
+    <w:p>
+      <w:r>
+        <w:t>GROUP BY m.medicine_id, m.name;</w:t>
       </w:r>
     </w:p>
     <w:p/>
@@ -1903,15 +1290,7 @@
     </w:p>
     <w:p>
       <w:r>
-        <w:t>CREATE PROCEDURE sp_get_customer_</w:t>
-      </w:r>
-      <w:proofErr w:type="gramStart"/>
-      <w:r>
-        <w:t>orders(</w:t>
-      </w:r>
-      <w:proofErr w:type="gramEnd"/>
-      <w:r>
-        <w:t>IN p_customer_id INT)</w:t>
+        <w:t>CREATE PROCEDURE sp_get_customer_orders(IN p_customer_id INT)</w:t>
       </w:r>
     </w:p>
     <w:p>
@@ -1922,39 +1301,7 @@
     <w:p>
       <w:r>
         <w:tab/>
-        <w:t xml:space="preserve">SELECT </w:t>
-      </w:r>
-      <w:proofErr w:type="gramStart"/>
-      <w:r>
-        <w:t>o.order</w:t>
-      </w:r>
-      <w:proofErr w:type="gramEnd"/>
-      <w:r>
-        <w:t xml:space="preserve">_id, </w:t>
-      </w:r>
-      <w:proofErr w:type="gramStart"/>
-      <w:r>
-        <w:t>o.order</w:t>
-      </w:r>
-      <w:proofErr w:type="gramEnd"/>
-      <w:r>
-        <w:t xml:space="preserve">_date, </w:t>
-      </w:r>
-      <w:proofErr w:type="gramStart"/>
-      <w:r>
-        <w:t>o.total</w:t>
-      </w:r>
-      <w:proofErr w:type="gramEnd"/>
-      <w:r>
-        <w:t xml:space="preserve">_amount, </w:t>
-      </w:r>
-      <w:proofErr w:type="gramStart"/>
-      <w:r>
-        <w:t>o.payment</w:t>
-      </w:r>
-      <w:proofErr w:type="gramEnd"/>
-      <w:r>
-        <w:t>_mode</w:t>
+        <w:t>SELECT o.order_id, o.order_date, o.total_amount, o.payment_mode</w:t>
       </w:r>
     </w:p>
     <w:p>
@@ -1966,29 +1313,13 @@
     <w:p>
       <w:r>
         <w:tab/>
-        <w:t xml:space="preserve">WHERE </w:t>
-      </w:r>
-      <w:proofErr w:type="gramStart"/>
-      <w:r>
-        <w:t>o.customer</w:t>
-      </w:r>
-      <w:proofErr w:type="gramEnd"/>
-      <w:r>
-        <w:t>_id = p_customer_id</w:t>
-      </w:r>
-    </w:p>
-    <w:p>
-      <w:r>
-        <w:tab/>
-        <w:t xml:space="preserve">ORDER BY </w:t>
-      </w:r>
-      <w:proofErr w:type="gramStart"/>
-      <w:r>
-        <w:t>o.order</w:t>
-      </w:r>
-      <w:proofErr w:type="gramEnd"/>
-      <w:r>
-        <w:t>_date;</w:t>
+        <w:t>WHERE o.customer_id = p_customer_id</w:t>
+      </w:r>
+    </w:p>
+    <w:p>
+      <w:r>
+        <w:tab/>
+        <w:t>ORDER BY o.order_date;</w:t>
       </w:r>
     </w:p>
     <w:p>
@@ -1997,11 +1328,9 @@
       </w:r>
     </w:p>
     <w:p>
-      <w:proofErr w:type="gramStart"/>
       <w:r>
         <w:t>DELIMITER ;</w:t>
       </w:r>
-      <w:proofErr w:type="gramEnd"/>
     </w:p>
     <w:p>
       <w:r>
@@ -2029,15 +1358,7 @@
       </w:r>
       <w:r>
         <w:tab/>
-        <w:t xml:space="preserve">(PART 6) automatically decrements </w:t>
-      </w:r>
-      <w:proofErr w:type="gramStart"/>
-      <w:r>
-        <w:t>medicines.stock</w:t>
-      </w:r>
-      <w:proofErr w:type="gramEnd"/>
-      <w:r>
-        <w:t>_quantity.</w:t>
+        <w:t>(PART 6) automatically decrements medicines.stock_quantity.</w:t>
       </w:r>
     </w:p>
     <w:p>
@@ -2052,40 +1373,19 @@
     </w:p>
     <w:p>
       <w:r>
-        <w:t>CREATE PROCEDURE sp_place_</w:t>
-      </w:r>
-      <w:proofErr w:type="gramStart"/>
-      <w:r>
-        <w:t>order(</w:t>
-      </w:r>
-      <w:proofErr w:type="gramEnd"/>
-    </w:p>
-    <w:p>
-      <w:r>
-        <w:tab/>
-        <w:t>IN p_customer_</w:t>
-      </w:r>
-      <w:proofErr w:type="gramStart"/>
-      <w:r>
-        <w:t>id  INT</w:t>
-      </w:r>
-      <w:proofErr w:type="gramEnd"/>
-      <w:r>
-        <w:t>,</w:t>
-      </w:r>
-    </w:p>
-    <w:p>
-      <w:r>
-        <w:tab/>
-        <w:t>IN p_medicine_</w:t>
-      </w:r>
-      <w:proofErr w:type="gramStart"/>
-      <w:r>
-        <w:t>id  INT</w:t>
-      </w:r>
-      <w:proofErr w:type="gramEnd"/>
-      <w:r>
-        <w:t>,</w:t>
+        <w:t>CREATE PROCEDURE sp_place_order(</w:t>
+      </w:r>
+    </w:p>
+    <w:p>
+      <w:r>
+        <w:tab/>
+        <w:t>IN p_customer_id  INT,</w:t>
+      </w:r>
+    </w:p>
+    <w:p>
+      <w:r>
+        <w:tab/>
+        <w:t>IN p_medicine_id  INT,</w:t>
       </w:r>
     </w:p>
     <w:p>
@@ -2101,15 +1401,7 @@
     <w:p>
       <w:r>
         <w:tab/>
-        <w:t xml:space="preserve">IN p_payment_mode </w:t>
-      </w:r>
-      <w:proofErr w:type="gramStart"/>
-      <w:r>
-        <w:t>VARCHAR(</w:t>
-      </w:r>
-      <w:proofErr w:type="gramEnd"/>
-      <w:r>
-        <w:t>10)</w:t>
+        <w:t>IN p_payment_mode VARCHAR(10)</w:t>
       </w:r>
     </w:p>
     <w:p>
@@ -2129,14 +1421,7 @@
       </w:r>
       <w:r>
         <w:tab/>
-      </w:r>
-      <w:proofErr w:type="gramStart"/>
-      <w:r>
-        <w:t>DECIMAL(</w:t>
-      </w:r>
-      <w:proofErr w:type="gramEnd"/>
-      <w:r>
-        <w:t>10,2);</w:t>
+        <w:t>DECIMAL(10,2);</w:t>
       </w:r>
     </w:p>
     <w:p>
@@ -2152,15 +1437,7 @@
     <w:p>
       <w:r>
         <w:tab/>
-        <w:t xml:space="preserve">DECLARE v_subtotal </w:t>
-      </w:r>
-      <w:proofErr w:type="gramStart"/>
-      <w:r>
-        <w:t>DECIMAL(</w:t>
-      </w:r>
-      <w:proofErr w:type="gramEnd"/>
-      <w:r>
-        <w:t>10,2);</w:t>
+        <w:t>DECLARE v_subtotal DECIMAL(10,2);</w:t>
       </w:r>
     </w:p>
     <w:p>
@@ -2272,15 +1549,7 @@
       </w:r>
       <w:r>
         <w:tab/>
-        <w:t xml:space="preserve">VALUES (p_customer_id, </w:t>
-      </w:r>
-      <w:proofErr w:type="gramStart"/>
-      <w:r>
-        <w:t>CURDATE(</w:t>
-      </w:r>
-      <w:proofErr w:type="gramEnd"/>
-      <w:r>
-        <w:t>), v_subtotal, p_payment_mode);</w:t>
+        <w:t>VALUES (p_customer_id, CURDATE(), v_subtotal, p_payment_mode);</w:t>
       </w:r>
     </w:p>
     <w:p>
@@ -2289,15 +1558,7 @@
       </w:r>
       <w:r>
         <w:tab/>
-        <w:t>SET v_order_id = LAST_INSERT_</w:t>
-      </w:r>
-      <w:proofErr w:type="gramStart"/>
-      <w:r>
-        <w:t>ID(</w:t>
-      </w:r>
-      <w:proofErr w:type="gramEnd"/>
-      <w:r>
-        <w:t>);</w:t>
+        <w:t>SET v_order_id = LAST_INSERT_ID();</w:t>
       </w:r>
     </w:p>
     <w:p>
@@ -2349,11 +1610,9 @@
       </w:r>
     </w:p>
     <w:p>
-      <w:proofErr w:type="gramStart"/>
       <w:r>
         <w:t>DELIMITER ;</w:t>
       </w:r>
-      <w:proofErr w:type="gramEnd"/>
     </w:p>
     <w:p>
       <w:r>
@@ -2377,15 +1636,7 @@
     </w:p>
     <w:p>
       <w:r>
-        <w:t>CREATE PROCEDURE sp_revenue_by_</w:t>
-      </w:r>
-      <w:proofErr w:type="gramStart"/>
-      <w:r>
-        <w:t>mode(</w:t>
-      </w:r>
-      <w:proofErr w:type="gramEnd"/>
-      <w:r>
-        <w:t>)</w:t>
+        <w:t>CREATE PROCEDURE sp_revenue_by_mode()</w:t>
       </w:r>
     </w:p>
     <w:p>
@@ -2405,14 +1656,7 @@
       </w:r>
       <w:r>
         <w:tab/>
-      </w:r>
-      <w:proofErr w:type="gramStart"/>
-      <w:r>
-        <w:t>SUM(</w:t>
-      </w:r>
-      <w:proofErr w:type="gramEnd"/>
-      <w:r>
-        <w:t>total_amount) AS total_revenue,</w:t>
+        <w:t>SUM(total_amount) AS total_revenue,</w:t>
       </w:r>
     </w:p>
     <w:p>
@@ -2421,14 +1665,7 @@
       </w:r>
       <w:r>
         <w:tab/>
-      </w:r>
-      <w:proofErr w:type="gramStart"/>
-      <w:r>
-        <w:t>COUNT(</w:t>
-      </w:r>
-      <w:proofErr w:type="gramEnd"/>
-      <w:r>
-        <w:t xml:space="preserve">*)      </w:t>
+        <w:t xml:space="preserve">COUNT(*)      </w:t>
       </w:r>
       <w:r>
         <w:tab/>
@@ -2453,11 +1690,9 @@
       </w:r>
     </w:p>
     <w:p>
-      <w:proofErr w:type="gramStart"/>
       <w:r>
         <w:t>DELIMITER ;</w:t>
       </w:r>
-      <w:proofErr w:type="gramEnd"/>
     </w:p>
     <w:p>
       <w:r>
@@ -2491,13 +1726,8 @@
     </w:p>
     <w:p>
       <w:r>
-        <w:t>CREATE PROCEDURE sp_restock_</w:t>
-      </w:r>
-      <w:proofErr w:type="gramStart"/>
-      <w:r>
-        <w:t>medicine(</w:t>
-      </w:r>
-      <w:proofErr w:type="gramEnd"/>
+        <w:t>CREATE PROCEDURE sp_restock_medicine(</w:t>
+      </w:r>
     </w:p>
     <w:p>
       <w:r>
@@ -2549,11 +1779,9 @@
       </w:r>
     </w:p>
     <w:p>
-      <w:proofErr w:type="gramStart"/>
       <w:r>
         <w:t>DELIMITER ;</w:t>
       </w:r>
-      <w:proofErr w:type="gramEnd"/>
     </w:p>
     <w:p/>
     <w:p>
@@ -2606,29 +1834,13 @@
     <w:p>
       <w:r>
         <w:tab/>
-        <w:t>change_</w:t>
-      </w:r>
-      <w:proofErr w:type="gramStart"/>
-      <w:r>
-        <w:t>qty  INT</w:t>
-      </w:r>
-      <w:proofErr w:type="gramEnd"/>
-      <w:r>
-        <w:t>,</w:t>
-      </w:r>
-    </w:p>
-    <w:p>
-      <w:r>
-        <w:tab/>
-        <w:t xml:space="preserve">change_type </w:t>
-      </w:r>
-      <w:proofErr w:type="gramStart"/>
-      <w:r>
-        <w:t>VARCHAR(</w:t>
-      </w:r>
-      <w:proofErr w:type="gramEnd"/>
-      <w:r>
-        <w:t>20),</w:t>
+        <w:t>change_qty  INT,</w:t>
+      </w:r>
+    </w:p>
+    <w:p>
+      <w:r>
+        <w:tab/>
+        <w:t>change_type VARCHAR(20),</w:t>
       </w:r>
     </w:p>
     <w:p>
@@ -2730,11 +1942,9 @@
       </w:r>
     </w:p>
     <w:p>
-      <w:proofErr w:type="gramStart"/>
       <w:r>
         <w:t>DELIMITER ;</w:t>
       </w:r>
-      <w:proofErr w:type="gramEnd"/>
     </w:p>
     <w:p>
       <w:r>
@@ -2836,11 +2046,9 @@
       </w:r>
     </w:p>
     <w:p>
-      <w:proofErr w:type="gramStart"/>
       <w:r>
         <w:t>DELIMITER ;</w:t>
       </w:r>
-      <w:proofErr w:type="gramEnd"/>
     </w:p>
     <w:p>
       <w:r>
@@ -2918,11 +2126,9 @@
       </w:r>
     </w:p>
     <w:p>
-      <w:proofErr w:type="gramStart"/>
       <w:r>
         <w:t>DELIMITER ;</w:t>
       </w:r>
-      <w:proofErr w:type="gramEnd"/>
     </w:p>
     <w:p>
       <w:r>
@@ -2973,15 +2179,7 @@
     <w:p>
       <w:r>
         <w:tab/>
-        <w:t xml:space="preserve">SELECT </w:t>
-      </w:r>
-      <w:proofErr w:type="gramStart"/>
-      <w:r>
-        <w:t>COUNT(</w:t>
-      </w:r>
-      <w:proofErr w:type="gramEnd"/>
-      <w:r>
-        <w:t>*) INTO v_count FROM medicines WHERE supplier_id = OLD.supplier_id;</w:t>
+        <w:t>SELECT COUNT(*) INTO v_count FROM medicines WHERE supplier_id = OLD.supplier_id;</w:t>
       </w:r>
     </w:p>
     <w:p>
@@ -3021,11 +2219,9 @@
       </w:r>
     </w:p>
     <w:p>
-      <w:proofErr w:type="gramStart"/>
       <w:r>
         <w:t>DELIMITER ;</w:t>
       </w:r>
-      <w:proofErr w:type="gramEnd"/>
     </w:p>
     <w:p/>
     <w:p>
@@ -3045,23 +2241,7 @@
           <w:b/>
           <w:bCs/>
         </w:rPr>
-        <w:t xml:space="preserve">QUERY BANK - LEVEL </w:t>
-      </w:r>
-      <w:proofErr w:type="gramStart"/>
-      <w:r>
-        <w:rPr>
-          <w:b/>
-          <w:bCs/>
-        </w:rPr>
-        <w:t>1 :</w:t>
-      </w:r>
-      <w:proofErr w:type="gramEnd"/>
-      <w:r>
-        <w:rPr>
-          <w:b/>
-          <w:bCs/>
-        </w:rPr>
-        <w:t xml:space="preserve"> SIMPLE QUERIES (Original Q1-Q4)</w:t>
+        <w:t>QUERY BANK - LEVEL 1 : SIMPLE QUERIES (Original Q1-Q4)</w:t>
       </w:r>
     </w:p>
     <w:p>
@@ -3091,15 +2271,7 @@
     </w:p>
     <w:p>
       <w:r>
-        <w:t xml:space="preserve">--   Priya </w:t>
-      </w:r>
-      <w:proofErr w:type="gramStart"/>
-      <w:r>
-        <w:t>Verma  -</w:t>
-      </w:r>
-      <w:proofErr w:type="gramEnd"/>
-      <w:r>
-        <w:t xml:space="preserve"> Delhi</w:t>
+        <w:t>--   Priya Verma  - Delhi</w:t>
       </w:r>
     </w:p>
     <w:p>
@@ -3109,15 +2281,7 @@
     </w:p>
     <w:p>
       <w:r>
-        <w:t xml:space="preserve">--   Sneha </w:t>
-      </w:r>
-      <w:proofErr w:type="gramStart"/>
-      <w:r>
-        <w:t>Reddy  -</w:t>
-      </w:r>
-      <w:proofErr w:type="gramEnd"/>
-      <w:r>
-        <w:t xml:space="preserve"> Hyderabad</w:t>
+        <w:t>--   Sneha Reddy  - Hyderabad</w:t>
       </w:r>
     </w:p>
     <w:p>
@@ -3177,29 +2341,13 @@
     </w:p>
     <w:p>
       <w:r>
-        <w:t xml:space="preserve">--   order_id 4 - Rahul Sharma - </w:t>
-      </w:r>
-      <w:proofErr w:type="gramStart"/>
-      <w:r>
-        <w:t>800.00  -</w:t>
-      </w:r>
-      <w:proofErr w:type="gramEnd"/>
-      <w:r>
-        <w:t xml:space="preserve"> UPI</w:t>
+        <w:t>--   order_id 4 - Rahul Sharma - 800.00  - UPI</w:t>
       </w:r>
     </w:p>
     <w:p>
       <w:r>
         <w:lastRenderedPageBreak/>
-        <w:t xml:space="preserve">--   order_id 5 - Sneha </w:t>
-      </w:r>
-      <w:proofErr w:type="gramStart"/>
-      <w:r>
-        <w:t>Reddy  -</w:t>
-      </w:r>
-      <w:proofErr w:type="gramEnd"/>
-      <w:r>
-        <w:t xml:space="preserve"> 1200.00 - Card</w:t>
+        <w:t>--   order_id 5 - Sneha Reddy  - 1200.00 - Card</w:t>
       </w:r>
     </w:p>
     <w:p>
@@ -3250,23 +2398,7 @@
           <w:b/>
           <w:bCs/>
         </w:rPr>
-        <w:t xml:space="preserve">QUERY BANK - LEVEL </w:t>
-      </w:r>
-      <w:proofErr w:type="gramStart"/>
-      <w:r>
-        <w:rPr>
-          <w:b/>
-          <w:bCs/>
-        </w:rPr>
-        <w:t>2 :</w:t>
-      </w:r>
-      <w:proofErr w:type="gramEnd"/>
-      <w:r>
-        <w:rPr>
-          <w:b/>
-          <w:bCs/>
-        </w:rPr>
-        <w:t xml:space="preserve"> INTERMEDIATE QUERIES (Original Q5-Q8)</w:t>
+        <w:t>QUERY BANK - LEVEL 2 : INTERMEDIATE QUERIES (Original Q5-Q8)</w:t>
       </w:r>
     </w:p>
     <w:p>
@@ -3281,28 +2413,12 @@
     </w:p>
     <w:p>
       <w:r>
-        <w:t xml:space="preserve">SELECT </w:t>
-      </w:r>
-      <w:proofErr w:type="gramStart"/>
-      <w:r>
-        <w:t>COUNT(</w:t>
-      </w:r>
-      <w:proofErr w:type="gramEnd"/>
-      <w:r>
-        <w:t>*) AS upi_orders FROM orders WHERE payment_mode = 'UPI';</w:t>
-      </w:r>
-    </w:p>
-    <w:p>
-      <w:r>
-        <w:t xml:space="preserve">-- ANSWER: </w:t>
-      </w:r>
-      <w:proofErr w:type="gramStart"/>
-      <w:r>
-        <w:t>2  (</w:t>
-      </w:r>
-      <w:proofErr w:type="gramEnd"/>
-      <w:r>
-        <w:t>order_id 1 and order_id 4)</w:t>
+        <w:t>SELECT COUNT(*) AS upi_orders FROM orders WHERE payment_mode = 'UPI';</w:t>
+      </w:r>
+    </w:p>
+    <w:p>
+      <w:r>
+        <w:t>-- ANSWER: 2  (order_id 1 and order_id 4)</w:t>
       </w:r>
     </w:p>
     <w:p>
@@ -3317,15 +2433,7 @@
     </w:p>
     <w:p>
       <w:r>
-        <w:t xml:space="preserve">SELECT </w:t>
-      </w:r>
-      <w:proofErr w:type="gramStart"/>
-      <w:r>
-        <w:t>COUNT(</w:t>
-      </w:r>
-      <w:proofErr w:type="gramEnd"/>
-      <w:r>
-        <w:t>*) AS medicine_count</w:t>
+        <w:t>SELECT COUNT(*) AS medicine_count</w:t>
       </w:r>
     </w:p>
     <w:p>
@@ -3335,36 +2443,12 @@
     </w:p>
     <w:p>
       <w:r>
-        <w:t xml:space="preserve">JOIN suppliers s ON </w:t>
-      </w:r>
-      <w:proofErr w:type="gramStart"/>
-      <w:r>
-        <w:t>m.supplier</w:t>
-      </w:r>
-      <w:proofErr w:type="gramEnd"/>
-      <w:r>
-        <w:t xml:space="preserve">_id = </w:t>
-      </w:r>
-      <w:proofErr w:type="gramStart"/>
-      <w:r>
-        <w:t>s.supplier</w:t>
-      </w:r>
-      <w:proofErr w:type="gramEnd"/>
-      <w:r>
-        <w:t>_id</w:t>
-      </w:r>
-    </w:p>
-    <w:p>
-      <w:r>
-        <w:t xml:space="preserve">WHERE </w:t>
-      </w:r>
-      <w:proofErr w:type="gramStart"/>
-      <w:r>
-        <w:t>s.supplier</w:t>
-      </w:r>
-      <w:proofErr w:type="gramEnd"/>
-      <w:r>
-        <w:t>_name = 'Apollo Distributors';</w:t>
+        <w:t>JOIN suppliers s ON m.supplier_id = s.supplier_id</w:t>
+      </w:r>
+    </w:p>
+    <w:p>
+      <w:r>
+        <w:t>WHERE s.supplier_name = 'Apollo Distributors';</w:t>
       </w:r>
     </w:p>
     <w:p>
@@ -3374,15 +2458,7 @@
     </w:p>
     <w:p>
       <w:r>
-        <w:t xml:space="preserve">SELECT </w:t>
-      </w:r>
-      <w:proofErr w:type="gramStart"/>
-      <w:r>
-        <w:t>COUNT(</w:t>
-      </w:r>
-      <w:proofErr w:type="gramEnd"/>
-      <w:r>
-        <w:t>*) AS medicine_count</w:t>
+        <w:t>SELECT COUNT(*) AS medicine_count</w:t>
       </w:r>
     </w:p>
     <w:p>
@@ -3397,15 +2473,7 @@
     </w:p>
     <w:p>
       <w:r>
-        <w:t xml:space="preserve">-- ANSWER: </w:t>
-      </w:r>
-      <w:proofErr w:type="gramStart"/>
-      <w:r>
-        <w:t>2  (</w:t>
-      </w:r>
-      <w:proofErr w:type="gramEnd"/>
-      <w:r>
-        <w:t>Dolo 650, Azithral 500)</w:t>
+        <w:t>-- ANSWER: 2  (Dolo 650, Azithral 500)</w:t>
       </w:r>
     </w:p>
     <w:p>
@@ -3421,23 +2489,7 @@
     <w:p>
       <w:r>
         <w:lastRenderedPageBreak/>
-        <w:t xml:space="preserve">SELECT c.name AS customer_name, </w:t>
-      </w:r>
-      <w:proofErr w:type="gramStart"/>
-      <w:r>
-        <w:t>o.order</w:t>
-      </w:r>
-      <w:proofErr w:type="gramEnd"/>
-      <w:r>
-        <w:t xml:space="preserve">_date, </w:t>
-      </w:r>
-      <w:proofErr w:type="gramStart"/>
-      <w:r>
-        <w:t>o.total</w:t>
-      </w:r>
-      <w:proofErr w:type="gramEnd"/>
-      <w:r>
-        <w:t>_amount</w:t>
+        <w:t>SELECT c.name AS customer_name, o.order_date, o.total_amount</w:t>
       </w:r>
     </w:p>
     <w:p>
@@ -3447,36 +2499,12 @@
     </w:p>
     <w:p>
       <w:r>
-        <w:t xml:space="preserve">JOIN customers c ON </w:t>
-      </w:r>
-      <w:proofErr w:type="gramStart"/>
-      <w:r>
-        <w:t>o.customer</w:t>
-      </w:r>
-      <w:proofErr w:type="gramEnd"/>
-      <w:r>
-        <w:t xml:space="preserve">_id = </w:t>
-      </w:r>
-      <w:proofErr w:type="gramStart"/>
-      <w:r>
-        <w:t>c.customer</w:t>
-      </w:r>
-      <w:proofErr w:type="gramEnd"/>
-      <w:r>
-        <w:t>_id</w:t>
-      </w:r>
-    </w:p>
-    <w:p>
-      <w:r>
-        <w:t xml:space="preserve">ORDER BY </w:t>
-      </w:r>
-      <w:proofErr w:type="gramStart"/>
-      <w:r>
-        <w:t>o.order</w:t>
-      </w:r>
-      <w:proofErr w:type="gramEnd"/>
-      <w:r>
-        <w:t>_date;</w:t>
+        <w:t>JOIN customers c ON o.customer_id = c.customer_id</w:t>
+      </w:r>
+    </w:p>
+    <w:p>
+      <w:r>
+        <w:t>ORDER BY o.order_date;</w:t>
       </w:r>
     </w:p>
     <w:p>
@@ -3491,15 +2519,7 @@
     </w:p>
     <w:p>
       <w:r>
-        <w:t xml:space="preserve">--   Priya </w:t>
-      </w:r>
-      <w:proofErr w:type="gramStart"/>
-      <w:r>
-        <w:t>Verma  -</w:t>
-      </w:r>
-      <w:proofErr w:type="gramEnd"/>
-      <w:r>
-        <w:t xml:space="preserve"> 2023-10-02 - 240.00</w:t>
+        <w:t>--   Priya Verma  - 2023-10-02 - 240.00</w:t>
       </w:r>
     </w:p>
     <w:p>
@@ -3514,15 +2534,7 @@
     </w:p>
     <w:p>
       <w:r>
-        <w:t xml:space="preserve">--   Sneha </w:t>
-      </w:r>
-      <w:proofErr w:type="gramStart"/>
-      <w:r>
-        <w:t>Reddy  -</w:t>
-      </w:r>
-      <w:proofErr w:type="gramEnd"/>
-      <w:r>
-        <w:t xml:space="preserve"> 2023-10-12 - 1200.00</w:t>
+        <w:t>--   Sneha Reddy  - 2023-10-12 - 1200.00</w:t>
       </w:r>
     </w:p>
     <w:p>
@@ -3537,15 +2549,7 @@
     </w:p>
     <w:p>
       <w:r>
-        <w:t xml:space="preserve">SELECT payment_mode, </w:t>
-      </w:r>
-      <w:proofErr w:type="gramStart"/>
-      <w:r>
-        <w:t>SUM(</w:t>
-      </w:r>
-      <w:proofErr w:type="gramEnd"/>
-      <w:r>
-        <w:t>total_amount) AS revenue</w:t>
+        <w:t>SELECT payment_mode, SUM(total_amount) AS revenue</w:t>
       </w:r>
     </w:p>
     <w:p>
@@ -3565,49 +2569,17 @@
     </w:p>
     <w:p>
       <w:r>
-        <w:t xml:space="preserve">--   </w:t>
-      </w:r>
-      <w:proofErr w:type="gramStart"/>
-      <w:r>
-        <w:t>UPI  :</w:t>
-      </w:r>
-      <w:proofErr w:type="gramEnd"/>
-      <w:r>
-        <w:t xml:space="preserve"> </w:t>
-      </w:r>
-      <w:proofErr w:type="gramStart"/>
-      <w:r>
-        <w:t>950.00  (</w:t>
-      </w:r>
-      <w:proofErr w:type="gramEnd"/>
-      <w:r>
-        <w:t>150 + 800)</w:t>
-      </w:r>
-    </w:p>
-    <w:p>
-      <w:r>
-        <w:t xml:space="preserve">--   </w:t>
-      </w:r>
-      <w:proofErr w:type="gramStart"/>
-      <w:r>
-        <w:t>Card :</w:t>
-      </w:r>
-      <w:proofErr w:type="gramEnd"/>
-      <w:r>
-        <w:t xml:space="preserve"> 1440.00 (240 + 1200)</w:t>
-      </w:r>
-    </w:p>
-    <w:p>
-      <w:r>
-        <w:t xml:space="preserve">--   </w:t>
-      </w:r>
-      <w:proofErr w:type="gramStart"/>
-      <w:r>
-        <w:t>Cash :</w:t>
-      </w:r>
-      <w:proofErr w:type="gramEnd"/>
-      <w:r>
-        <w:t xml:space="preserve"> 45.00</w:t>
+        <w:t>--   UPI  : 950.00  (150 + 800)</w:t>
+      </w:r>
+    </w:p>
+    <w:p>
+      <w:r>
+        <w:t>--   Card : 1440.00 (240 + 1200)</w:t>
+      </w:r>
+    </w:p>
+    <w:p>
+      <w:r>
+        <w:t>--   Cash : 45.00</w:t>
       </w:r>
     </w:p>
     <w:p/>
@@ -3628,23 +2600,7 @@
           <w:b/>
           <w:bCs/>
         </w:rPr>
-        <w:t xml:space="preserve">QUERY BANK - LEVEL </w:t>
-      </w:r>
-      <w:proofErr w:type="gramStart"/>
-      <w:r>
-        <w:rPr>
-          <w:b/>
-          <w:bCs/>
-        </w:rPr>
-        <w:t>3 :</w:t>
-      </w:r>
-      <w:proofErr w:type="gramEnd"/>
-      <w:r>
-        <w:rPr>
-          <w:b/>
-          <w:bCs/>
-        </w:rPr>
-        <w:t xml:space="preserve"> COMPLEX QUERIES (Original Q9-Q11)</w:t>
+        <w:t>QUERY BANK - LEVEL 3 : COMPLEX QUERIES (Original Q9-Q11)</w:t>
       </w:r>
     </w:p>
     <w:p>
@@ -3659,15 +2615,7 @@
     </w:p>
     <w:p>
       <w:r>
-        <w:t xml:space="preserve">SELECT m.name, </w:t>
-      </w:r>
-      <w:proofErr w:type="gramStart"/>
-      <w:r>
-        <w:t>SUM(oi.quantity</w:t>
-      </w:r>
-      <w:proofErr w:type="gramEnd"/>
-      <w:r>
-        <w:t>) AS total_qty</w:t>
+        <w:t>SELECT m.name, SUM(oi.quantity) AS total_qty</w:t>
       </w:r>
     </w:p>
     <w:p>
@@ -3677,23 +2625,7 @@
     </w:p>
     <w:p>
       <w:r>
-        <w:t xml:space="preserve">JOIN medicines m ON </w:t>
-      </w:r>
-      <w:proofErr w:type="gramStart"/>
-      <w:r>
-        <w:t>oi.medicine</w:t>
-      </w:r>
-      <w:proofErr w:type="gramEnd"/>
-      <w:r>
-        <w:t xml:space="preserve">_id = </w:t>
-      </w:r>
-      <w:proofErr w:type="gramStart"/>
-      <w:r>
-        <w:t>m.medicine</w:t>
-      </w:r>
-      <w:proofErr w:type="gramEnd"/>
-      <w:r>
-        <w:t>_id</w:t>
+        <w:t>JOIN medicines m ON oi.medicine_id = m.medicine_id</w:t>
       </w:r>
     </w:p>
     <w:p>
@@ -3729,15 +2661,7 @@
     </w:p>
     <w:p>
       <w:r>
-        <w:t>SELECT c.name, SUM(</w:t>
-      </w:r>
-      <w:proofErr w:type="gramStart"/>
-      <w:r>
-        <w:t>o.total</w:t>
-      </w:r>
-      <w:proofErr w:type="gramEnd"/>
-      <w:r>
-        <w:t>_amount) AS total_spent</w:t>
+        <w:t>SELECT c.name, SUM(o.total_amount) AS total_spent</w:t>
       </w:r>
     </w:p>
     <w:p>
@@ -3747,23 +2671,7 @@
     </w:p>
     <w:p>
       <w:r>
-        <w:t xml:space="preserve">JOIN orders o ON </w:t>
-      </w:r>
-      <w:proofErr w:type="gramStart"/>
-      <w:r>
-        <w:t>c.customer</w:t>
-      </w:r>
-      <w:proofErr w:type="gramEnd"/>
-      <w:r>
-        <w:t xml:space="preserve">_id = </w:t>
-      </w:r>
-      <w:proofErr w:type="gramStart"/>
-      <w:r>
-        <w:t>o.customer</w:t>
-      </w:r>
-      <w:proofErr w:type="gramEnd"/>
-      <w:r>
-        <w:t>_id</w:t>
+        <w:t>JOIN orders o ON c.customer_id = o.customer_id</w:t>
       </w:r>
     </w:p>
     <w:p>
@@ -3773,15 +2681,7 @@
     </w:p>
     <w:p>
       <w:r>
-        <w:t>HAVING SUM(</w:t>
-      </w:r>
-      <w:proofErr w:type="gramStart"/>
-      <w:r>
-        <w:t>o.total</w:t>
-      </w:r>
-      <w:proofErr w:type="gramEnd"/>
-      <w:r>
-        <w:t>_amount) &gt; 1000;</w:t>
+        <w:t>HAVING SUM(o.total_amount) &gt; 1000;</w:t>
       </w:r>
     </w:p>
     <w:p>
@@ -3809,37 +2709,17 @@
       </w:r>
     </w:p>
     <w:p>
-      <w:proofErr w:type="gramStart"/>
       <w:r>
         <w:t xml:space="preserve">--  </w:t>
       </w:r>
       <w:r>
         <w:tab/>
-      </w:r>
-      <w:proofErr w:type="gramEnd"/>
-      <w:r>
         <w:t>for medicines with less than 50 units left in stock.</w:t>
       </w:r>
     </w:p>
     <w:p>
       <w:r>
-        <w:t xml:space="preserve">SELECT m.name AS medicine_name, </w:t>
-      </w:r>
-      <w:proofErr w:type="gramStart"/>
-      <w:r>
-        <w:t>m.stock</w:t>
-      </w:r>
-      <w:proofErr w:type="gramEnd"/>
-      <w:r>
-        <w:t xml:space="preserve">_quantity, </w:t>
-      </w:r>
-      <w:proofErr w:type="gramStart"/>
-      <w:r>
-        <w:t>s.supplier</w:t>
-      </w:r>
-      <w:proofErr w:type="gramEnd"/>
-      <w:r>
-        <w:t>_name</w:t>
+        <w:t>SELECT m.name AS medicine_name, m.stock_quantity, s.supplier_name</w:t>
       </w:r>
     </w:p>
     <w:p>
@@ -3849,36 +2729,12 @@
     </w:p>
     <w:p>
       <w:r>
-        <w:t xml:space="preserve">JOIN suppliers s ON </w:t>
-      </w:r>
-      <w:proofErr w:type="gramStart"/>
-      <w:r>
-        <w:t>m.supplier</w:t>
-      </w:r>
-      <w:proofErr w:type="gramEnd"/>
-      <w:r>
-        <w:t xml:space="preserve">_id = </w:t>
-      </w:r>
-      <w:proofErr w:type="gramStart"/>
-      <w:r>
-        <w:t>s.supplier</w:t>
-      </w:r>
-      <w:proofErr w:type="gramEnd"/>
-      <w:r>
-        <w:t>_id</w:t>
-      </w:r>
-    </w:p>
-    <w:p>
-      <w:r>
-        <w:t xml:space="preserve">WHERE </w:t>
-      </w:r>
-      <w:proofErr w:type="gramStart"/>
-      <w:r>
-        <w:t>m.stock</w:t>
-      </w:r>
-      <w:proofErr w:type="gramEnd"/>
-      <w:r>
-        <w:t>_quantity &lt; 50;</w:t>
+        <w:t>JOIN suppliers s ON m.supplier_id = s.supplier_id</w:t>
+      </w:r>
+    </w:p>
+    <w:p>
+      <w:r>
+        <w:t>WHERE m.stock_quantity &lt; 50;</w:t>
       </w:r>
     </w:p>
     <w:p>
@@ -3893,15 +2749,7 @@
     </w:p>
     <w:p>
       <w:r>
-        <w:t xml:space="preserve">--   Insulin Pen - </w:t>
-      </w:r>
-      <w:proofErr w:type="gramStart"/>
-      <w:r>
-        <w:t>5  units</w:t>
-      </w:r>
-      <w:proofErr w:type="gramEnd"/>
-      <w:r>
-        <w:t xml:space="preserve"> - MedPlus Supply Chain</w:t>
+        <w:t>--   Insulin Pen - 5  units - MedPlus Supply Chain</w:t>
       </w:r>
     </w:p>
     <w:p/>
@@ -3963,15 +2811,7 @@
     </w:p>
     <w:p>
       <w:r>
-        <w:t xml:space="preserve">--   Insulin </w:t>
-      </w:r>
-      <w:proofErr w:type="gramStart"/>
-      <w:r>
-        <w:t>Pen  -</w:t>
-      </w:r>
-      <w:proofErr w:type="gramEnd"/>
-      <w:r>
-        <w:t xml:space="preserve"> 2024-03-10</w:t>
+        <w:t>--   Insulin Pen  - 2024-03-10</w:t>
       </w:r>
     </w:p>
     <w:p>
@@ -3996,29 +2836,8 @@
     </w:p>
     <w:p>
       <w:r>
-        <w:t xml:space="preserve">SELECT </w:t>
-      </w:r>
-      <w:proofErr w:type="gramStart"/>
-      <w:r>
-        <w:t>s.supplier</w:t>
-      </w:r>
-      <w:proofErr w:type="gramEnd"/>
-      <w:r>
-        <w:t xml:space="preserve">_name, </w:t>
-      </w:r>
-      <w:proofErr w:type="gramStart"/>
-      <w:r>
-        <w:t>s.contact</w:t>
-      </w:r>
-      <w:proofErr w:type="gramEnd"/>
-      <w:r>
-        <w:t xml:space="preserve">_person, </w:t>
-      </w:r>
-      <w:proofErr w:type="gramStart"/>
-      <w:r>
-        <w:t>s.phone</w:t>
-      </w:r>
-      <w:proofErr w:type="gramEnd"/>
+        <w:t>SELECT s.supplier_name, s.contact_person, s.phone</w:t>
+      </w:r>
     </w:p>
     <w:p>
       <w:r>
@@ -4027,23 +2846,7 @@
     </w:p>
     <w:p>
       <w:r>
-        <w:t xml:space="preserve">JOIN medicines m ON </w:t>
-      </w:r>
-      <w:proofErr w:type="gramStart"/>
-      <w:r>
-        <w:t>s.supplier</w:t>
-      </w:r>
-      <w:proofErr w:type="gramEnd"/>
-      <w:r>
-        <w:t xml:space="preserve">_id = </w:t>
-      </w:r>
-      <w:proofErr w:type="gramStart"/>
-      <w:r>
-        <w:t>m.supplier</w:t>
-      </w:r>
-      <w:proofErr w:type="gramEnd"/>
-      <w:r>
-        <w:t>_id</w:t>
+        <w:t>JOIN medicines m ON s.supplier_id = m.supplier_id</w:t>
       </w:r>
     </w:p>
     <w:p>
@@ -4068,34 +2871,13 @@
     </w:p>
     <w:p>
       <w:r>
-        <w:t>SELECT ROUND(</w:t>
-      </w:r>
-      <w:proofErr w:type="gramStart"/>
-      <w:r>
-        <w:t>AVG(</w:t>
-      </w:r>
-      <w:proofErr w:type="gramEnd"/>
-      <w:r>
-        <w:t>total_amount), 2) AS avg_order_value FROM orders;</w:t>
-      </w:r>
-    </w:p>
-    <w:p>
-      <w:r>
-        <w:t>-- ANSWER: 487.00</w:t>
-      </w:r>
-      <w:proofErr w:type="gramStart"/>
-      <w:r>
-        <w:t xml:space="preserve">   (</w:t>
-      </w:r>
-      <w:proofErr w:type="gramEnd"/>
-      <w:r>
-        <w:t xml:space="preserve"> (150+240+45+800+1200) / </w:t>
-      </w:r>
-      <w:proofErr w:type="gramStart"/>
-      <w:r>
-        <w:t>5 )</w:t>
-      </w:r>
-      <w:proofErr w:type="gramEnd"/>
+        <w:t>SELECT ROUND(AVG(total_amount), 2) AS avg_order_value FROM orders;</w:t>
+      </w:r>
+    </w:p>
+    <w:p>
+      <w:r>
+        <w:t>-- ANSWER: 487.00   ( (150+240+45+800+1200) / 5 )</w:t>
+      </w:r>
     </w:p>
     <w:p>
       <w:r>
@@ -4119,36 +2901,12 @@
     </w:p>
     <w:p>
       <w:r>
-        <w:t xml:space="preserve">LEFT JOIN orders o ON </w:t>
-      </w:r>
-      <w:proofErr w:type="gramStart"/>
-      <w:r>
-        <w:t>c.customer</w:t>
-      </w:r>
-      <w:proofErr w:type="gramEnd"/>
-      <w:r>
-        <w:t xml:space="preserve">_id = </w:t>
-      </w:r>
-      <w:proofErr w:type="gramStart"/>
-      <w:r>
-        <w:t>o.customer</w:t>
-      </w:r>
-      <w:proofErr w:type="gramEnd"/>
-      <w:r>
-        <w:t>_id</w:t>
-      </w:r>
-    </w:p>
-    <w:p>
-      <w:r>
-        <w:t xml:space="preserve">WHERE </w:t>
-      </w:r>
-      <w:proofErr w:type="gramStart"/>
-      <w:r>
-        <w:t>o.order</w:t>
-      </w:r>
-      <w:proofErr w:type="gramEnd"/>
-      <w:r>
-        <w:t>_id IS NULL;</w:t>
+        <w:t>LEFT JOIN orders o ON c.customer_id = o.customer_id</w:t>
+      </w:r>
+    </w:p>
+    <w:p>
+      <w:r>
+        <w:t>WHERE o.order_id IS NULL;</w:t>
       </w:r>
     </w:p>
     <w:p>
@@ -4168,15 +2926,7 @@
     </w:p>
     <w:p>
       <w:r>
-        <w:t>SELECT m.name, COALESCE(</w:t>
-      </w:r>
-      <w:proofErr w:type="gramStart"/>
-      <w:r>
-        <w:t>SUM(oi.quantity</w:t>
-      </w:r>
-      <w:proofErr w:type="gramEnd"/>
-      <w:r>
-        <w:t>), 0) AS total_qty_sold</w:t>
+        <w:t>SELECT m.name, COALESCE(SUM(oi.quantity), 0) AS total_qty_sold</w:t>
       </w:r>
     </w:p>
     <w:p>
@@ -4187,23 +2937,7 @@
     </w:p>
     <w:p>
       <w:r>
-        <w:t xml:space="preserve">LEFT JOIN order_items oi ON </w:t>
-      </w:r>
-      <w:proofErr w:type="gramStart"/>
-      <w:r>
-        <w:t>m.medicine</w:t>
-      </w:r>
-      <w:proofErr w:type="gramEnd"/>
-      <w:r>
-        <w:t xml:space="preserve">_id = </w:t>
-      </w:r>
-      <w:proofErr w:type="gramStart"/>
-      <w:r>
-        <w:t>oi.medicine</w:t>
-      </w:r>
-      <w:proofErr w:type="gramEnd"/>
-      <w:r>
-        <w:t>_id</w:t>
+        <w:t>LEFT JOIN order_items oi ON m.medicine_id = oi.medicine_id</w:t>
       </w:r>
     </w:p>
     <w:p>
@@ -4233,15 +2967,7 @@
     </w:p>
     <w:p>
       <w:r>
-        <w:t xml:space="preserve">--   Insulin </w:t>
-      </w:r>
-      <w:proofErr w:type="gramStart"/>
-      <w:r>
-        <w:t>Pen  -</w:t>
-      </w:r>
-      <w:proofErr w:type="gramEnd"/>
-      <w:r>
-        <w:t xml:space="preserve"> 2</w:t>
+        <w:t>--   Insulin Pen  - 2</w:t>
       </w:r>
     </w:p>
     <w:p>
@@ -4251,15 +2977,7 @@
     </w:p>
     <w:p>
       <w:r>
-        <w:t>--   Benadryl     - 0</w:t>
-      </w:r>
-      <w:proofErr w:type="gramStart"/>
-      <w:r>
-        <w:t xml:space="preserve">   (</w:t>
-      </w:r>
-      <w:proofErr w:type="gramEnd"/>
-      <w:r>
-        <w:t>never ordered)</w:t>
+        <w:t>--   Benadryl     - 0   (never ordered)</w:t>
       </w:r>
     </w:p>
     <w:p>
@@ -4294,15 +3012,7 @@
     </w:p>
     <w:p>
       <w:r>
-        <w:t xml:space="preserve">-- ANSWER: </w:t>
-      </w:r>
-      <w:proofErr w:type="gramStart"/>
-      <w:r>
-        <w:t>800.00  (</w:t>
-      </w:r>
-      <w:proofErr w:type="gramEnd"/>
-      <w:r>
-        <w:t>highest is 1200.00; second-highest is 800.00)</w:t>
+        <w:t>-- ANSWER: 800.00  (highest is 1200.00; second-highest is 800.00)</w:t>
       </w:r>
     </w:p>
     <w:p>
@@ -4317,15 +3027,7 @@
     </w:p>
     <w:p>
       <w:r>
-        <w:t xml:space="preserve">SELECT order_id, </w:t>
-      </w:r>
-      <w:proofErr w:type="gramStart"/>
-      <w:r>
-        <w:t>COUNT(</w:t>
-      </w:r>
-      <w:proofErr w:type="gramEnd"/>
-      <w:r>
-        <w:t>*) AS item_count</w:t>
+        <w:t>SELECT order_id, COUNT(*) AS item_count</w:t>
       </w:r>
     </w:p>
     <w:p>
@@ -4350,76 +3052,28 @@
     </w:p>
     <w:p>
       <w:r>
-        <w:t xml:space="preserve">--   order_id </w:t>
-      </w:r>
-      <w:proofErr w:type="gramStart"/>
-      <w:r>
-        <w:t>1 :</w:t>
-      </w:r>
-      <w:proofErr w:type="gramEnd"/>
-      <w:r>
-        <w:t xml:space="preserve"> 1 item</w:t>
-      </w:r>
-    </w:p>
-    <w:p>
-      <w:r>
-        <w:t xml:space="preserve">--   order_id </w:t>
-      </w:r>
-      <w:proofErr w:type="gramStart"/>
-      <w:r>
-        <w:t>2 :</w:t>
-      </w:r>
-      <w:proofErr w:type="gramEnd"/>
-      <w:r>
-        <w:t xml:space="preserve"> 1 item</w:t>
-      </w:r>
-    </w:p>
-    <w:p>
-      <w:r>
-        <w:t xml:space="preserve">--   order_id </w:t>
-      </w:r>
-      <w:proofErr w:type="gramStart"/>
-      <w:r>
-        <w:t>3 :</w:t>
-      </w:r>
-      <w:proofErr w:type="gramEnd"/>
-      <w:r>
-        <w:t xml:space="preserve"> 1 item</w:t>
-      </w:r>
-    </w:p>
-    <w:p>
-      <w:r>
-        <w:t xml:space="preserve">--   order_id </w:t>
-      </w:r>
-      <w:proofErr w:type="gramStart"/>
-      <w:r>
-        <w:t>4 :</w:t>
-      </w:r>
-      <w:proofErr w:type="gramEnd"/>
-      <w:r>
-        <w:t xml:space="preserve"> 1 item</w:t>
+        <w:t>--   order_id 1 : 1 item</w:t>
+      </w:r>
+    </w:p>
+    <w:p>
+      <w:r>
+        <w:t>--   order_id 2 : 1 item</w:t>
+      </w:r>
+    </w:p>
+    <w:p>
+      <w:r>
+        <w:t>--   order_id 3 : 1 item</w:t>
+      </w:r>
+    </w:p>
+    <w:p>
+      <w:r>
+        <w:t>--   order_id 4 : 1 item</w:t>
       </w:r>
     </w:p>
     <w:p>
       <w:r>
         <w:lastRenderedPageBreak/>
-        <w:t xml:space="preserve">--   order_id </w:t>
-      </w:r>
-      <w:proofErr w:type="gramStart"/>
-      <w:r>
-        <w:t>5 :</w:t>
-      </w:r>
-      <w:proofErr w:type="gramEnd"/>
-      <w:r>
-        <w:t xml:space="preserve"> 3 </w:t>
-      </w:r>
-      <w:proofErr w:type="gramStart"/>
-      <w:r>
-        <w:t>items  (</w:t>
-      </w:r>
-      <w:proofErr w:type="gramEnd"/>
-      <w:r>
-        <w:t>Insulin, Azithral, Dolo)</w:t>
+        <w:t>--   order_id 5 : 3 items  (Insulin, Azithral, Dolo)</w:t>
       </w:r>
     </w:p>
     <w:p>
@@ -4444,36 +3098,12 @@
     </w:p>
     <w:p>
       <w:r>
-        <w:t xml:space="preserve">LEFT JOIN order_items oi ON </w:t>
-      </w:r>
-      <w:proofErr w:type="gramStart"/>
-      <w:r>
-        <w:t>m.medicine</w:t>
-      </w:r>
-      <w:proofErr w:type="gramEnd"/>
-      <w:r>
-        <w:t xml:space="preserve">_id = </w:t>
-      </w:r>
-      <w:proofErr w:type="gramStart"/>
-      <w:r>
-        <w:t>oi.medicine</w:t>
-      </w:r>
-      <w:proofErr w:type="gramEnd"/>
-      <w:r>
-        <w:t>_id</w:t>
-      </w:r>
-    </w:p>
-    <w:p>
-      <w:r>
-        <w:t xml:space="preserve">WHERE </w:t>
-      </w:r>
-      <w:proofErr w:type="gramStart"/>
-      <w:r>
-        <w:t>oi.item</w:t>
-      </w:r>
-      <w:proofErr w:type="gramEnd"/>
-      <w:r>
-        <w:t>_id IS NULL;</w:t>
+        <w:t>LEFT JOIN order_items oi ON m.medicine_id = oi.medicine_id</w:t>
+      </w:r>
+    </w:p>
+    <w:p>
+      <w:r>
+        <w:t>WHERE oi.item_id IS NULL;</w:t>
       </w:r>
     </w:p>
     <w:p>
@@ -4493,23 +3123,7 @@
     </w:p>
     <w:p>
       <w:r>
-        <w:t xml:space="preserve">SELECT </w:t>
-      </w:r>
-      <w:proofErr w:type="gramStart"/>
-      <w:r>
-        <w:t>c.city</w:t>
-      </w:r>
-      <w:proofErr w:type="gramEnd"/>
-      <w:r>
-        <w:t>, SUM(</w:t>
-      </w:r>
-      <w:proofErr w:type="gramStart"/>
-      <w:r>
-        <w:t>o.total</w:t>
-      </w:r>
-      <w:proofErr w:type="gramEnd"/>
-      <w:r>
-        <w:t>_amount) AS city_revenue</w:t>
+        <w:t>SELECT c.city, SUM(o.total_amount) AS city_revenue</w:t>
       </w:r>
     </w:p>
     <w:p>
@@ -4519,34 +3133,13 @@
     </w:p>
     <w:p>
       <w:r>
-        <w:t xml:space="preserve">JOIN orders o ON </w:t>
-      </w:r>
-      <w:proofErr w:type="gramStart"/>
-      <w:r>
-        <w:t>c.customer</w:t>
-      </w:r>
-      <w:proofErr w:type="gramEnd"/>
-      <w:r>
-        <w:t xml:space="preserve">_id = </w:t>
-      </w:r>
-      <w:proofErr w:type="gramStart"/>
-      <w:r>
-        <w:t>o.customer</w:t>
-      </w:r>
-      <w:proofErr w:type="gramEnd"/>
-      <w:r>
-        <w:t>_id</w:t>
-      </w:r>
-    </w:p>
-    <w:p>
-      <w:r>
-        <w:t xml:space="preserve">GROUP BY </w:t>
-      </w:r>
-      <w:proofErr w:type="gramStart"/>
-      <w:r>
-        <w:t>c.city</w:t>
-      </w:r>
-      <w:proofErr w:type="gramEnd"/>
+        <w:t>JOIN orders o ON c.customer_id = o.customer_id</w:t>
+      </w:r>
+    </w:p>
+    <w:p>
+      <w:r>
+        <w:t>GROUP BY c.city</w:t>
+      </w:r>
     </w:p>
     <w:p>
       <w:r>
@@ -4565,15 +3158,7 @@
     </w:p>
     <w:p>
       <w:r>
-        <w:t>--   Mumbai    - 950.00</w:t>
-      </w:r>
-      <w:proofErr w:type="gramStart"/>
-      <w:r>
-        <w:t xml:space="preserve">   (</w:t>
-      </w:r>
-      <w:proofErr w:type="gramEnd"/>
-      <w:r>
-        <w:t>Rahul's two orders; Vikram has none)</w:t>
+        <w:t>--   Mumbai    - 950.00   (Rahul's two orders; Vikram has none)</w:t>
       </w:r>
     </w:p>
     <w:p>
@@ -4598,23 +3183,7 @@
     </w:p>
     <w:p>
       <w:r>
-        <w:t xml:space="preserve">SELECT </w:t>
-      </w:r>
-      <w:proofErr w:type="gramStart"/>
-      <w:r>
-        <w:t>s.supplier</w:t>
-      </w:r>
-      <w:proofErr w:type="gramEnd"/>
-      <w:r>
-        <w:t>_name, COUNT(</w:t>
-      </w:r>
-      <w:proofErr w:type="gramStart"/>
-      <w:r>
-        <w:t>m.medicine</w:t>
-      </w:r>
-      <w:proofErr w:type="gramEnd"/>
-      <w:r>
-        <w:t>_id) AS medicine_count</w:t>
+        <w:t>SELECT s.supplier_name, COUNT(m.medicine_id) AS medicine_count</w:t>
       </w:r>
     </w:p>
     <w:p>
@@ -4624,36 +3193,12 @@
     </w:p>
     <w:p>
       <w:r>
-        <w:t xml:space="preserve">LEFT JOIN medicines m ON </w:t>
-      </w:r>
-      <w:proofErr w:type="gramStart"/>
-      <w:r>
-        <w:t>s.supplier</w:t>
-      </w:r>
-      <w:proofErr w:type="gramEnd"/>
-      <w:r>
-        <w:t xml:space="preserve">_id = </w:t>
-      </w:r>
-      <w:proofErr w:type="gramStart"/>
-      <w:r>
-        <w:t>m.supplier</w:t>
-      </w:r>
-      <w:proofErr w:type="gramEnd"/>
-      <w:r>
-        <w:t>_id</w:t>
-      </w:r>
-    </w:p>
-    <w:p>
-      <w:r>
-        <w:t xml:space="preserve">GROUP BY </w:t>
-      </w:r>
-      <w:proofErr w:type="gramStart"/>
-      <w:r>
-        <w:t>s.supplier</w:t>
-      </w:r>
-      <w:proofErr w:type="gramEnd"/>
-      <w:r>
-        <w:t>_name</w:t>
+        <w:t>LEFT JOIN medicines m ON s.supplier_id = m.supplier_id</w:t>
+      </w:r>
+    </w:p>
+    <w:p>
+      <w:r>
+        <w:t>GROUP BY s.supplier_name</w:t>
       </w:r>
     </w:p>
     <w:p>
@@ -4669,36 +3214,12 @@
     <w:p>
       <w:r>
         <w:lastRenderedPageBreak/>
-        <w:t xml:space="preserve">--   Apollo </w:t>
-      </w:r>
-      <w:proofErr w:type="gramStart"/>
-      <w:r>
-        <w:t>Distributors  -</w:t>
-      </w:r>
-      <w:proofErr w:type="gramEnd"/>
-      <w:r>
-        <w:t xml:space="preserve"> </w:t>
-      </w:r>
-      <w:proofErr w:type="gramStart"/>
-      <w:r>
-        <w:t>2  (</w:t>
-      </w:r>
-      <w:proofErr w:type="gramEnd"/>
-      <w:r>
-        <w:t>Dolo 650, Azithral 500)</w:t>
-      </w:r>
-    </w:p>
-    <w:p>
-      <w:r>
-        <w:t xml:space="preserve">--   MedPlus Supply Chain - </w:t>
-      </w:r>
-      <w:proofErr w:type="gramStart"/>
-      <w:r>
-        <w:t>2  (</w:t>
-      </w:r>
-      <w:proofErr w:type="gramEnd"/>
-      <w:r>
-        <w:t>Benadryl, Insulin Pen)</w:t>
+        <w:t>--   Apollo Distributors  - 2  (Dolo 650, Azithral 500)</w:t>
+      </w:r>
+    </w:p>
+    <w:p>
+      <w:r>
+        <w:t>--   MedPlus Supply Chain - 2  (Benadryl, Insulin Pen)</w:t>
       </w:r>
     </w:p>
     <w:p>
@@ -4707,15 +3228,7 @@
       </w:r>
       <w:r>
         <w:tab/>
-        <w:t xml:space="preserve">- </w:t>
-      </w:r>
-      <w:proofErr w:type="gramStart"/>
-      <w:r>
-        <w:t>1  (</w:t>
-      </w:r>
-      <w:proofErr w:type="gramEnd"/>
-      <w:r>
-        <w:t>Combiflam)</w:t>
+        <w:t>- 1  (Combiflam)</w:t>
       </w:r>
     </w:p>
     <w:p/>
@@ -4786,78 +3299,22 @@
     </w:p>
     <w:p>
       <w:r>
-        <w:t>-- CALL sp_get_customer_</w:t>
-      </w:r>
-      <w:proofErr w:type="gramStart"/>
-      <w:r>
-        <w:t>orders(</w:t>
-      </w:r>
-      <w:proofErr w:type="gramEnd"/>
-      <w:r>
-        <w:t>1</w:t>
-      </w:r>
-      <w:proofErr w:type="gramStart"/>
-      <w:r>
-        <w:t>);   </w:t>
-      </w:r>
-      <w:proofErr w:type="gramEnd"/>
-      <w:r>
-        <w:t xml:space="preserve">           -- Rahul Sharma's orders</w:t>
-      </w:r>
-    </w:p>
-    <w:p>
-      <w:r>
-        <w:t>-- CALL sp_place_</w:t>
-      </w:r>
-      <w:proofErr w:type="gramStart"/>
-      <w:r>
-        <w:t>order(</w:t>
-      </w:r>
-      <w:proofErr w:type="gramEnd"/>
-      <w:r>
-        <w:t>3, 1, 10, 'UPI'</w:t>
-      </w:r>
-      <w:proofErr w:type="gramStart"/>
-      <w:r>
-        <w:t xml:space="preserve">);   </w:t>
-      </w:r>
-      <w:proofErr w:type="gramEnd"/>
-      <w:r>
-        <w:t>      -- Amit buys 10 Dolo 650 via UPI</w:t>
-      </w:r>
-    </w:p>
-    <w:p>
-      <w:r>
-        <w:t>-- CALL sp_revenue_by_</w:t>
-      </w:r>
-      <w:proofErr w:type="gramStart"/>
-      <w:r>
-        <w:t>mode(</w:t>
-      </w:r>
-      <w:proofErr w:type="gramEnd"/>
-      <w:r>
-        <w:t>);</w:t>
-      </w:r>
-    </w:p>
-    <w:p>
-      <w:r>
-        <w:t>-- CALL sp_restock_</w:t>
-      </w:r>
-      <w:proofErr w:type="gramStart"/>
-      <w:r>
-        <w:t>medicine(</w:t>
-      </w:r>
-      <w:proofErr w:type="gramEnd"/>
-      <w:r>
-        <w:t>5, 20</w:t>
-      </w:r>
-      <w:proofErr w:type="gramStart"/>
-      <w:r>
-        <w:t>);   </w:t>
-      </w:r>
-      <w:proofErr w:type="gramEnd"/>
-      <w:r>
-        <w:t xml:space="preserve">           -- add 20 units to Insulin Pen</w:t>
+        <w:t>-- CALL sp_get_customer_orders(1);              -- Rahul Sharma's orders</w:t>
+      </w:r>
+    </w:p>
+    <w:p>
+      <w:r>
+        <w:t>-- CALL sp_place_order(3, 1, 10, 'UPI');         -- Amit buys 10 Dolo 650 via UPI</w:t>
+      </w:r>
+    </w:p>
+    <w:p>
+      <w:r>
+        <w:t>-- CALL sp_revenue_by_mode();</w:t>
+      </w:r>
+    </w:p>
+    <w:p>
+      <w:r>
+        <w:t>-- CALL sp_restock_medicine(5, 20);              -- add 20 units to Insulin Pen</w:t>
       </w:r>
     </w:p>
     <w:p>
@@ -4899,15 +3356,7 @@
       </w:r>
       <w:r>
         <w:tab/>
-        <w:t xml:space="preserve">2) reduce </w:t>
-      </w:r>
-      <w:proofErr w:type="gramStart"/>
-      <w:r>
-        <w:t>medicines.stock</w:t>
-      </w:r>
-      <w:proofErr w:type="gramEnd"/>
-      <w:r>
-        <w:t xml:space="preserve">_quantity          </w:t>
+        <w:t xml:space="preserve">2) reduce medicines.stock_quantity          </w:t>
       </w:r>
       <w:r>
         <w:tab/>
@@ -5034,7 +3483,62 @@
         <w:t>This document is a complete, faithful reproduction of the jeevan_raksha_pharmacy_project.sql script, organized part by part exactly as it should be executed: schema → data → indexes → views → stored procedures → triggers → the full 21-query practice bank with answers → demo calls. Run the statements from top to bottom in MySQL Workbench or the MySQL CLI to rebuild the </w:t>
       </w:r>
     </w:p>
-    <w:p/>
+    <w:p>
+      <w:r>
+        <w:rPr>
+          <w:noProof/>
+        </w:rPr>
+        <w:lastRenderedPageBreak/>
+        <w:drawing>
+          <wp:inline distT="0" distB="0" distL="0" distR="0" wp14:anchorId="698F842A" wp14:editId="5957A36B">
+            <wp:extent cx="5731510" cy="4266565"/>
+            <wp:effectExtent l="0" t="0" r="2540" b="635"/>
+            <wp:docPr id="276880506" name="Picture 1"/>
+            <wp:cNvGraphicFramePr>
+              <a:graphicFrameLocks xmlns:a="http://schemas.openxmlformats.org/drawingml/2006/main" noChangeAspect="1"/>
+            </wp:cNvGraphicFramePr>
+            <a:graphic xmlns:a="http://schemas.openxmlformats.org/drawingml/2006/main">
+              <a:graphicData uri="http://schemas.openxmlformats.org/drawingml/2006/picture">
+                <pic:pic xmlns:pic="http://schemas.openxmlformats.org/drawingml/2006/picture">
+                  <pic:nvPicPr>
+                    <pic:cNvPr id="0" name="Picture 1"/>
+                    <pic:cNvPicPr>
+                      <a:picLocks noChangeAspect="1" noChangeArrowheads="1"/>
+                    </pic:cNvPicPr>
+                  </pic:nvPicPr>
+                  <pic:blipFill>
+                    <a:blip r:embed="rId4">
+                      <a:extLst>
+                        <a:ext uri="{28A0092B-C50C-407E-A947-70E740481C1C}">
+                          <a14:useLocalDpi xmlns:a14="http://schemas.microsoft.com/office/drawing/2010/main" val="0"/>
+                        </a:ext>
+                      </a:extLst>
+                    </a:blip>
+                    <a:srcRect/>
+                    <a:stretch>
+                      <a:fillRect/>
+                    </a:stretch>
+                  </pic:blipFill>
+                  <pic:spPr bwMode="auto">
+                    <a:xfrm>
+                      <a:off x="0" y="0"/>
+                      <a:ext cx="5731510" cy="4266565"/>
+                    </a:xfrm>
+                    <a:prstGeom prst="rect">
+                      <a:avLst/>
+                    </a:prstGeom>
+                    <a:noFill/>
+                    <a:ln>
+                      <a:noFill/>
+                    </a:ln>
+                  </pic:spPr>
+                </pic:pic>
+              </a:graphicData>
+            </a:graphic>
+          </wp:inline>
+        </w:drawing>
+      </w:r>
+    </w:p>
     <w:sectPr>
       <w:pgSz w:w="11906" w:h="16838"/>
       <w:pgMar w:top="1440" w:right="1440" w:bottom="1440" w:left="1440" w:header="708" w:footer="708" w:gutter="0"/>
